--- a/2026-Q3/Devotionals/EulogyForJoAnnaParker-Rev7.docx
+++ b/2026-Q3/Devotionals/EulogyForJoAnnaParker-Rev7.docx
@@ -221,6 +221,14 @@
       </w:r>
       <w:r>
         <w:rPr>
+          <w:b/>
+          <w:bCs/>
+          <w:highlight w:val="yellow"/>
+        </w:rPr>
+        <w:t xml:space="preserve"> and try to articulate her hope for reconciliation and communion with you all</w:t>
+      </w:r>
+      <w:r>
+        <w:rPr>
           <w:highlight w:val="yellow"/>
         </w:rPr>
         <w:t xml:space="preserve">. </w:t>
@@ -230,48 +238,6 @@
           <w:highlight w:val="yellow"/>
         </w:rPr>
         <w:t xml:space="preserve"> </w:t>
-      </w:r>
-      <w:r>
-        <w:rPr>
-          <w:strike/>
-          <w:highlight w:val="yellow"/>
-        </w:rPr>
-        <w:t>/ In the end, Jo Anna was simply not able to articulate her hope for reconciliation and communion</w:t>
-      </w:r>
-      <w:r>
-        <w:rPr>
-          <w:strike/>
-          <w:highlight w:val="yellow"/>
-        </w:rPr>
-        <w:t xml:space="preserve"> with everyone</w:t>
-      </w:r>
-      <w:r>
-        <w:rPr>
-          <w:strike/>
-          <w:highlight w:val="yellow"/>
-        </w:rPr>
-        <w:t xml:space="preserve">.  I now </w:t>
-      </w:r>
-      <w:r>
-        <w:rPr>
-          <w:strike/>
-          <w:highlight w:val="yellow"/>
-        </w:rPr>
-        <w:t>try</w:t>
-      </w:r>
-      <w:r>
-        <w:rPr>
-          <w:strike/>
-          <w:highlight w:val="yellow"/>
-        </w:rPr>
-        <w:t xml:space="preserve"> to articulate that hope on her behalf.  </w:t>
-      </w:r>
-      <w:r>
-        <w:rPr>
-          <w:strike/>
-          <w:highlight w:val="yellow"/>
-        </w:rPr>
-        <w:t>//</w:t>
       </w:r>
     </w:p>
     <w:p>
@@ -721,100 +687,14 @@
           <w:bCs/>
         </w:rPr>
         <w:lastRenderedPageBreak/>
-        <w:t>-------------- 3</w:t>
-      </w:r>
-    </w:p>
-    <w:p>
-      <w:pPr>
-        <w:spacing w:after="200" w:line="276" w:lineRule="auto"/>
-        <w:rPr>
-          <w:strike/>
-        </w:rPr>
-      </w:pPr>
-      <w:r>
-        <w:rPr>
-          <w:strike/>
-          <w:highlight w:val="yellow"/>
-        </w:rPr>
-        <w:t>The Bible knows about childhoods like that. //</w:t>
-      </w:r>
-    </w:p>
-    <w:p>
-      <w:pPr>
-        <w:spacing w:after="200" w:line="276" w:lineRule="auto"/>
-        <w:rPr>
-          <w:strike/>
-        </w:rPr>
-      </w:pPr>
-      <w:r>
-        <w:rPr>
-          <w:strike/>
-        </w:rPr>
-        <w:t xml:space="preserve">Psalm 27 says: </w:t>
-      </w:r>
-      <w:r>
-        <w:rPr>
-          <w:b/>
-          <w:bCs/>
-          <w:strike/>
-        </w:rPr>
-        <w:t>“Even if my father and mother abandoned me… the LORD would take me in.”</w:t>
-      </w:r>
-      <w:r>
-        <w:rPr>
-          <w:strike/>
-        </w:rPr>
-        <w:t xml:space="preserve"> //</w:t>
-      </w:r>
-    </w:p>
-    <w:p>
-      <w:pPr>
-        <w:spacing w:after="200" w:line="276" w:lineRule="auto"/>
-        <w:rPr>
-          <w:strike/>
-        </w:rPr>
-      </w:pPr>
-      <w:r>
-        <w:rPr>
-          <w:strike/>
-          <w:highlight w:val="yellow"/>
-        </w:rPr>
-        <w:t>Scripture doesn’t pretend… that parents never fail. //</w:t>
-      </w:r>
-    </w:p>
-    <w:p>
-      <w:pPr>
-        <w:spacing w:after="200" w:line="276" w:lineRule="auto"/>
-        <w:rPr>
-          <w:strike/>
-        </w:rPr>
-      </w:pPr>
-      <w:r>
-        <w:rPr>
-          <w:strike/>
-        </w:rPr>
-        <w:t>It says God receives… the child they failed. //</w:t>
-      </w:r>
-    </w:p>
-    <w:p>
-      <w:pPr>
-        <w:spacing w:after="200" w:line="276" w:lineRule="auto"/>
-        <w:rPr>
-          <w:b/>
-          <w:bCs/>
-        </w:rPr>
-      </w:pPr>
-    </w:p>
-    <w:p>
-      <w:pPr>
-        <w:spacing w:after="200" w:line="276" w:lineRule="auto"/>
-      </w:pPr>
-      <w:r>
-        <w:rPr>
-          <w:b/>
-          <w:bCs/>
-        </w:rPr>
-        <w:t>-------------- 4</w:t>
+        <w:t xml:space="preserve">-------------- </w:t>
+      </w:r>
+      <w:r>
+        <w:rPr>
+          <w:b/>
+          <w:bCs/>
+        </w:rPr>
+        <w:t>3</w:t>
       </w:r>
     </w:p>
     <w:p>
@@ -950,57 +830,7 @@
         <w:rPr>
           <w:highlight w:val="yellow"/>
         </w:rPr>
-        <w:t xml:space="preserve">… </w:t>
-      </w:r>
-      <w:r>
-        <w:rPr>
-          <w:strike/>
-          <w:highlight w:val="yellow"/>
-        </w:rPr>
-        <w:t xml:space="preserve">perhaps, </w:t>
-      </w:r>
-      <w:r>
-        <w:rPr>
-          <w:strike/>
-          <w:highlight w:val="yellow"/>
-        </w:rPr>
-        <w:t>not</w:t>
-      </w:r>
-      <w:r>
-        <w:rPr>
-          <w:strike/>
-          <w:highlight w:val="yellow"/>
-        </w:rPr>
-        <w:t xml:space="preserve"> really knowing how</w:t>
-      </w:r>
-      <w:r>
-        <w:rPr>
-          <w:strike/>
-          <w:highlight w:val="yellow"/>
-        </w:rPr>
-        <w:t xml:space="preserve"> that </w:t>
-      </w:r>
-      <w:r>
-        <w:rPr>
-          <w:b/>
-          <w:bCs/>
-          <w:strike/>
-          <w:highlight w:val="yellow"/>
-        </w:rPr>
-        <w:t>ought</w:t>
-      </w:r>
-      <w:r>
-        <w:rPr>
-          <w:strike/>
-          <w:highlight w:val="yellow"/>
-        </w:rPr>
-        <w:t xml:space="preserve"> to be done</w:t>
-      </w:r>
-      <w:r>
-        <w:rPr>
-          <w:highlight w:val="yellow"/>
-        </w:rPr>
-        <w:t>. //</w:t>
+        <w:t>… //</w:t>
       </w:r>
     </w:p>
     <w:p>
@@ -1028,7 +858,7 @@
           <w:b/>
           <w:bCs/>
         </w:rPr>
-        <w:t>5</w:t>
+        <w:t>4</w:t>
       </w:r>
     </w:p>
     <w:p>
@@ -1355,6 +1185,7 @@
         <w:rPr>
           <w:highlight w:val="yellow"/>
         </w:rPr>
+        <w:lastRenderedPageBreak/>
         <w:t xml:space="preserve">Serving dishes… for every </w:t>
       </w:r>
       <w:r>
@@ -1435,26 +1266,9 @@
       </w:r>
       <w:r>
         <w:rPr>
-          <w:b/>
-          <w:bCs/>
-          <w:strike/>
-          <w:highlight w:val="yellow"/>
-        </w:rPr>
-        <w:t>Sometimes with too much show</w:t>
-      </w:r>
-      <w:r>
-        <w:rPr>
-          <w:b/>
-          <w:bCs/>
-          <w:highlight w:val="yellow"/>
-        </w:rPr>
-        <w:t>.</w:t>
-      </w:r>
-      <w:r>
-        <w:rPr>
-          <w:highlight w:val="yellow"/>
-        </w:rPr>
-        <w:t xml:space="preserve"> /</w:t>
+          <w:highlight w:val="yellow"/>
+        </w:rPr>
+        <w:t>/</w:t>
       </w:r>
     </w:p>
     <w:p>
@@ -1775,111 +1589,111 @@
         <w:rPr>
           <w:highlight w:val="yellow"/>
         </w:rPr>
+        <w:t>And in those days… she leaned on Bill. //</w:t>
+      </w:r>
+      <w:r>
+        <w:t xml:space="preserve">   </w:t>
+      </w:r>
+    </w:p>
+    <w:p>
+      <w:pPr>
+        <w:spacing w:after="200" w:line="276" w:lineRule="auto"/>
+      </w:pPr>
+      <w:r>
+        <w:rPr>
+          <w:b/>
+          <w:bCs/>
+        </w:rPr>
+        <w:t xml:space="preserve">Very </w:t>
+      </w:r>
+      <w:r>
+        <w:rPr>
+          <w:b/>
+          <w:bCs/>
+        </w:rPr>
+        <w:t>Hard</w:t>
+      </w:r>
+      <w:r>
+        <w:t>. //</w:t>
+      </w:r>
+    </w:p>
+    <w:p/>
+    <w:p>
+      <w:pPr>
+        <w:spacing w:after="200" w:line="276" w:lineRule="auto"/>
+      </w:pPr>
+      <w:r>
+        <w:rPr>
+          <w:highlight w:val="yellow"/>
+        </w:rPr>
+        <w:t xml:space="preserve">Bill was there. </w:t>
+      </w:r>
+      <w:proofErr w:type="gramStart"/>
+      <w:r>
+        <w:rPr>
+          <w:highlight w:val="yellow"/>
+        </w:rPr>
+        <w:t xml:space="preserve">/ </w:t>
+      </w:r>
+      <w:r>
+        <w:rPr>
+          <w:highlight w:val="yellow"/>
+        </w:rPr>
+        <w:t xml:space="preserve"> Most</w:t>
+      </w:r>
+      <w:proofErr w:type="gramEnd"/>
+      <w:r>
+        <w:rPr>
+          <w:highlight w:val="yellow"/>
+        </w:rPr>
+        <w:t xml:space="preserve"> e</w:t>
+      </w:r>
+      <w:r>
+        <w:rPr>
+          <w:highlight w:val="yellow"/>
+        </w:rPr>
+        <w:t>very</w:t>
+      </w:r>
+      <w:r>
+        <w:rPr>
+          <w:highlight w:val="yellow"/>
+        </w:rPr>
+        <w:t>-</w:t>
+      </w:r>
+      <w:r>
+        <w:rPr>
+          <w:highlight w:val="yellow"/>
+        </w:rPr>
+        <w:t>time. //</w:t>
+      </w:r>
+    </w:p>
+    <w:p>
+      <w:pPr>
+        <w:spacing w:after="200" w:line="276" w:lineRule="auto"/>
+      </w:pPr>
+      <w:r>
+        <w:t>Do you know what he called her? //</w:t>
+      </w:r>
+    </w:p>
+    <w:p>
+      <w:pPr>
+        <w:spacing w:after="200" w:line="276" w:lineRule="auto"/>
+      </w:pPr>
+      <w:r>
+        <w:rPr>
+          <w:b/>
+          <w:bCs/>
+          <w:highlight w:val="yellow"/>
+        </w:rPr>
+        <w:t>“My precious one.” //</w:t>
+      </w:r>
+    </w:p>
+    <w:p>
+      <w:pPr>
+        <w:spacing w:after="200" w:line="276" w:lineRule="auto"/>
+      </w:pPr>
+      <w:r>
         <w:lastRenderedPageBreak/>
-        <w:t>And in those days… she leaned on Bill. //</w:t>
-      </w:r>
-      <w:r>
-        <w:t xml:space="preserve">   </w:t>
-      </w:r>
-    </w:p>
-    <w:p>
-      <w:pPr>
-        <w:spacing w:after="200" w:line="276" w:lineRule="auto"/>
-      </w:pPr>
-      <w:r>
-        <w:rPr>
-          <w:b/>
-          <w:bCs/>
-        </w:rPr>
-        <w:t xml:space="preserve">Very </w:t>
-      </w:r>
-      <w:r>
-        <w:rPr>
-          <w:b/>
-          <w:bCs/>
-        </w:rPr>
-        <w:t>Hard</w:t>
-      </w:r>
-      <w:r>
-        <w:t>. //</w:t>
-      </w:r>
-    </w:p>
-    <w:p/>
-    <w:p>
-      <w:pPr>
-        <w:spacing w:after="200" w:line="276" w:lineRule="auto"/>
-      </w:pPr>
-      <w:r>
-        <w:rPr>
-          <w:highlight w:val="yellow"/>
-        </w:rPr>
-        <w:t xml:space="preserve">Bill was there. </w:t>
-      </w:r>
-      <w:proofErr w:type="gramStart"/>
-      <w:r>
-        <w:rPr>
-          <w:highlight w:val="yellow"/>
-        </w:rPr>
-        <w:t xml:space="preserve">/ </w:t>
-      </w:r>
-      <w:r>
-        <w:rPr>
-          <w:highlight w:val="yellow"/>
-        </w:rPr>
-        <w:t xml:space="preserve"> Most</w:t>
-      </w:r>
-      <w:proofErr w:type="gramEnd"/>
-      <w:r>
-        <w:rPr>
-          <w:highlight w:val="yellow"/>
-        </w:rPr>
-        <w:t xml:space="preserve"> e</w:t>
-      </w:r>
-      <w:r>
-        <w:rPr>
-          <w:highlight w:val="yellow"/>
-        </w:rPr>
-        <w:t>very</w:t>
-      </w:r>
-      <w:r>
-        <w:rPr>
-          <w:highlight w:val="yellow"/>
-        </w:rPr>
-        <w:t>-</w:t>
-      </w:r>
-      <w:r>
-        <w:rPr>
-          <w:highlight w:val="yellow"/>
-        </w:rPr>
-        <w:t>time. //</w:t>
-      </w:r>
-    </w:p>
-    <w:p>
-      <w:pPr>
-        <w:spacing w:after="200" w:line="276" w:lineRule="auto"/>
-      </w:pPr>
-      <w:r>
-        <w:t>Do you know what he called her? //</w:t>
-      </w:r>
-    </w:p>
-    <w:p>
-      <w:pPr>
-        <w:spacing w:after="200" w:line="276" w:lineRule="auto"/>
-      </w:pPr>
-      <w:r>
-        <w:rPr>
-          <w:b/>
-          <w:bCs/>
-          <w:highlight w:val="yellow"/>
-        </w:rPr>
-        <w:t>“My precious one.” //</w:t>
-      </w:r>
-    </w:p>
-    <w:p>
-      <w:pPr>
-        <w:spacing w:after="200" w:line="276" w:lineRule="auto"/>
-      </w:pPr>
-      <w:r>
         <w:t>Not when she was easy. //</w:t>
       </w:r>
     </w:p>
@@ -1947,870 +1761,766 @@
         <w:spacing w:after="200" w:line="276" w:lineRule="auto"/>
       </w:pPr>
       <w:r>
-        <w:t xml:space="preserve">She suffered </w:t>
+        <w:t>She suffered</w:t>
       </w:r>
       <w:r>
         <w:rPr>
           <w:strike/>
         </w:rPr>
-        <w:t xml:space="preserve">as a child. / </w:t>
-      </w:r>
-      <w:r>
+        <w:t>.</w:t>
+      </w:r>
+      <w:r>
+        <w:t xml:space="preserve"> //</w:t>
+      </w:r>
+    </w:p>
+    <w:p>
+      <w:pPr>
+        <w:spacing w:after="200" w:line="276" w:lineRule="auto"/>
+        <w:rPr>
+          <w:b/>
+          <w:bCs/>
+        </w:rPr>
+      </w:pPr>
+      <w:r>
+        <w:rPr>
+          <w:b/>
+          <w:bCs/>
+          <w:highlight w:val="yellow"/>
+        </w:rPr>
+        <w:t xml:space="preserve">She never really realized that suffering is </w:t>
+      </w:r>
+      <w:r>
+        <w:rPr>
+          <w:b/>
+          <w:bCs/>
+          <w:highlight w:val="yellow"/>
+        </w:rPr>
+        <w:t xml:space="preserve">a </w:t>
+      </w:r>
+      <w:r>
+        <w:rPr>
+          <w:b/>
+          <w:bCs/>
+          <w:highlight w:val="yellow"/>
+        </w:rPr>
+        <w:t xml:space="preserve">uniquely human experience.  </w:t>
+      </w:r>
+      <w:r>
+        <w:rPr>
+          <w:b/>
+          <w:bCs/>
+          <w:highlight w:val="yellow"/>
+        </w:rPr>
+        <w:t xml:space="preserve">That </w:t>
+      </w:r>
+      <w:r>
+        <w:rPr>
+          <w:b/>
+          <w:bCs/>
+          <w:highlight w:val="yellow"/>
+        </w:rPr>
+        <w:t>one</w:t>
+      </w:r>
+      <w:r>
+        <w:rPr>
+          <w:b/>
+          <w:bCs/>
+          <w:highlight w:val="yellow"/>
+        </w:rPr>
+        <w:t xml:space="preserve"> purpose of suffering is to draw us closer to ultimate Truth, to the Good, to our Creator.  The angels in heaven watch in awe as we, lowly humans, endure what </w:t>
+      </w:r>
+      <w:r>
+        <w:rPr>
+          <w:b/>
+          <w:bCs/>
+          <w:highlight w:val="yellow"/>
+          <w:u w:val="single"/>
+        </w:rPr>
+        <w:t>only we</w:t>
+      </w:r>
+      <w:r>
+        <w:rPr>
+          <w:b/>
+          <w:bCs/>
+          <w:highlight w:val="yellow"/>
+        </w:rPr>
+        <w:t xml:space="preserve"> have in common with God the Son Himself, the experience of suffering.</w:t>
+      </w:r>
+    </w:p>
+    <w:p>
+      <w:pPr>
+        <w:spacing w:after="200" w:line="276" w:lineRule="auto"/>
+        <w:rPr>
+          <w:b/>
+          <w:bCs/>
+        </w:rPr>
+      </w:pPr>
+    </w:p>
+    <w:p>
+      <w:pPr>
+        <w:spacing w:after="200" w:line="276" w:lineRule="auto"/>
+      </w:pPr>
+      <w:r>
+        <w:rPr>
+          <w:b/>
+          <w:bCs/>
+        </w:rPr>
+        <w:t xml:space="preserve">-------------- </w:t>
+      </w:r>
+      <w:r>
+        <w:rPr>
+          <w:b/>
+          <w:bCs/>
+        </w:rPr>
+        <w:t>9</w:t>
+      </w:r>
+    </w:p>
+    <w:p>
+      <w:pPr>
+        <w:spacing w:after="200" w:line="276" w:lineRule="auto"/>
+      </w:pPr>
+      <w:r>
+        <w:rPr>
+          <w:highlight w:val="yellow"/>
+        </w:rPr>
+        <w:t>Jo Anna loved going to church. /</w:t>
+      </w:r>
+      <w:proofErr w:type="gramStart"/>
+      <w:r>
+        <w:rPr>
+          <w:highlight w:val="yellow"/>
+        </w:rPr>
+        <w:t>/</w:t>
+      </w:r>
+      <w:r>
+        <w:rPr>
+          <w:highlight w:val="yellow"/>
+        </w:rPr>
+        <w:t xml:space="preserve">  </w:t>
+      </w:r>
+      <w:r>
+        <w:rPr>
+          <w:b/>
+          <w:bCs/>
+          <w:highlight w:val="yellow"/>
+        </w:rPr>
+        <w:t>She</w:t>
+      </w:r>
+      <w:proofErr w:type="gramEnd"/>
+      <w:r>
+        <w:rPr>
+          <w:b/>
+          <w:bCs/>
+          <w:highlight w:val="yellow"/>
+        </w:rPr>
+        <w:t xml:space="preserve"> truly wanted to know God.</w:t>
+      </w:r>
+      <w:r>
+        <w:rPr>
+          <w:highlight w:val="yellow"/>
+        </w:rPr>
+        <w:t xml:space="preserve">   //</w:t>
+      </w:r>
+    </w:p>
+    <w:p>
+      <w:pPr>
+        <w:spacing w:after="200" w:line="276" w:lineRule="auto"/>
+      </w:pPr>
+      <w:r>
+        <w:t>She loved the dressing up. / The gathering. / The occasion of it. /</w:t>
+      </w:r>
+      <w:proofErr w:type="gramStart"/>
+      <w:r>
+        <w:t>/</w:t>
+      </w:r>
+      <w:r>
+        <w:t xml:space="preserve">  </w:t>
+      </w:r>
+      <w:r>
+        <w:rPr>
+          <w:b/>
+          <w:bCs/>
+        </w:rPr>
+        <w:t>She</w:t>
+      </w:r>
+      <w:proofErr w:type="gramEnd"/>
+      <w:r>
+        <w:rPr>
+          <w:b/>
+          <w:bCs/>
+        </w:rPr>
+        <w:t xml:space="preserve"> wanted understanding.</w:t>
+      </w:r>
+      <w:r>
+        <w:t xml:space="preserve"> /</w:t>
+      </w:r>
+    </w:p>
+    <w:p>
+      <w:pPr>
+        <w:spacing w:after="200" w:line="276" w:lineRule="auto"/>
+      </w:pPr>
+      <w:r>
+        <w:rPr>
+          <w:highlight w:val="yellow"/>
+        </w:rPr>
+        <w:t>But if you are asking… whether Jo Anna was a model of obedience -- //</w:t>
+      </w:r>
+    </w:p>
+    <w:p>
+      <w:pPr>
+        <w:spacing w:after="200" w:line="276" w:lineRule="auto"/>
         <w:rPr>
           <w:i/>
           <w:iCs/>
-          <w:strike/>
-        </w:rPr>
-        <w:t xml:space="preserve">She suffered </w:t>
-      </w:r>
+        </w:rPr>
+      </w:pPr>
       <w:r>
         <w:rPr>
           <w:i/>
           <w:iCs/>
-          <w:strike/>
-        </w:rPr>
-        <w:t>with</w:t>
-      </w:r>
-      <w:r>
+        </w:rPr>
+        <w:t>No. //</w:t>
+      </w:r>
+    </w:p>
+    <w:p>
+      <w:pPr>
+        <w:spacing w:after="200" w:line="276" w:lineRule="auto"/>
+      </w:pPr>
+      <w:r>
+        <w:rPr>
+          <w:highlight w:val="yellow"/>
+        </w:rPr>
+        <w:t>She was not. //</w:t>
+      </w:r>
+    </w:p>
+    <w:p>
+      <w:pPr>
+        <w:spacing w:after="200" w:line="276" w:lineRule="auto"/>
         <w:rPr>
           <w:i/>
           <w:iCs/>
-          <w:strike/>
-        </w:rPr>
-        <w:t xml:space="preserve"> her mind as a </w:t>
-      </w:r>
+        </w:rPr>
+      </w:pPr>
       <w:r>
         <w:rPr>
           <w:i/>
           <w:iCs/>
-          <w:strike/>
-        </w:rPr>
-        <w:t>mother and wife</w:t>
-      </w:r>
-      <w:r>
-        <w:rPr>
-          <w:strike/>
-        </w:rPr>
-        <w:t xml:space="preserve">. / </w:t>
-      </w:r>
-      <w:r>
-        <w:rPr>
-          <w:strike/>
-        </w:rPr>
-        <w:t>She suffered at the end.</w:t>
-      </w:r>
-      <w:r>
-        <w:t xml:space="preserve"> //</w:t>
-      </w:r>
-    </w:p>
-    <w:p>
-      <w:pPr>
-        <w:spacing w:after="200" w:line="276" w:lineRule="auto"/>
-        <w:rPr>
-          <w:b/>
-          <w:bCs/>
-        </w:rPr>
-      </w:pPr>
-      <w:r>
-        <w:rPr>
-          <w:b/>
-          <w:bCs/>
-          <w:highlight w:val="yellow"/>
-        </w:rPr>
-        <w:t xml:space="preserve">She never really realized that suffering is </w:t>
-      </w:r>
-      <w:r>
-        <w:rPr>
-          <w:b/>
-          <w:bCs/>
-          <w:highlight w:val="yellow"/>
-        </w:rPr>
-        <w:t xml:space="preserve">a </w:t>
-      </w:r>
-      <w:r>
-        <w:rPr>
-          <w:b/>
-          <w:bCs/>
-          <w:highlight w:val="yellow"/>
-        </w:rPr>
-        <w:t xml:space="preserve">uniquely human experience.  </w:t>
-      </w:r>
-      <w:r>
-        <w:rPr>
-          <w:b/>
-          <w:bCs/>
-          <w:highlight w:val="yellow"/>
-        </w:rPr>
-        <w:t xml:space="preserve">That </w:t>
-      </w:r>
-      <w:r>
-        <w:rPr>
-          <w:b/>
-          <w:bCs/>
-          <w:highlight w:val="yellow"/>
-        </w:rPr>
-        <w:t>one</w:t>
-      </w:r>
-      <w:r>
-        <w:rPr>
-          <w:b/>
-          <w:bCs/>
-          <w:highlight w:val="yellow"/>
-        </w:rPr>
-        <w:t xml:space="preserve"> purpose of suffering is to draw us closer to ultimate Truth, to the Good, to our Creator.  The angels in heaven watch in awe as we, lowly humans, endure what </w:t>
-      </w:r>
-      <w:r>
-        <w:rPr>
-          <w:b/>
-          <w:bCs/>
-          <w:highlight w:val="yellow"/>
-          <w:u w:val="single"/>
-        </w:rPr>
-        <w:t>only we</w:t>
-      </w:r>
-      <w:r>
-        <w:rPr>
-          <w:b/>
-          <w:bCs/>
-          <w:highlight w:val="yellow"/>
-        </w:rPr>
-        <w:t xml:space="preserve"> have in common with God the Son Himself, the experience of suffering.</w:t>
-      </w:r>
-    </w:p>
-    <w:p>
-      <w:pPr>
-        <w:spacing w:after="200" w:line="276" w:lineRule="auto"/>
-        <w:rPr>
-          <w:b/>
-          <w:bCs/>
-        </w:rPr>
-      </w:pPr>
-    </w:p>
-    <w:p>
-      <w:pPr>
-        <w:spacing w:after="200" w:line="276" w:lineRule="auto"/>
-      </w:pPr>
-      <w:r>
-        <w:rPr>
-          <w:b/>
-          <w:bCs/>
-        </w:rPr>
-        <w:t xml:space="preserve">-------------- </w:t>
-      </w:r>
-      <w:r>
-        <w:rPr>
-          <w:b/>
-          <w:bCs/>
-        </w:rPr>
-        <w:t>9</w:t>
-      </w:r>
-    </w:p>
-    <w:p>
-      <w:pPr>
-        <w:spacing w:after="200" w:line="276" w:lineRule="auto"/>
-      </w:pPr>
-      <w:r>
-        <w:rPr>
-          <w:highlight w:val="yellow"/>
-        </w:rPr>
-        <w:t>Jo Anna loved going to church. /</w:t>
-      </w:r>
-      <w:proofErr w:type="gramStart"/>
-      <w:r>
-        <w:rPr>
-          <w:highlight w:val="yellow"/>
-        </w:rPr>
-        <w:t>/</w:t>
-      </w:r>
-      <w:r>
-        <w:rPr>
-          <w:highlight w:val="yellow"/>
-        </w:rPr>
-        <w:t xml:space="preserve">  </w:t>
-      </w:r>
-      <w:r>
-        <w:rPr>
-          <w:b/>
-          <w:bCs/>
-          <w:highlight w:val="yellow"/>
-        </w:rPr>
-        <w:t>She</w:t>
-      </w:r>
-      <w:proofErr w:type="gramEnd"/>
-      <w:r>
-        <w:rPr>
-          <w:b/>
-          <w:bCs/>
-          <w:highlight w:val="yellow"/>
-        </w:rPr>
-        <w:t xml:space="preserve"> truly wanted to know God.</w:t>
-      </w:r>
-      <w:r>
-        <w:rPr>
-          <w:highlight w:val="yellow"/>
-        </w:rPr>
-        <w:t xml:space="preserve">   //</w:t>
-      </w:r>
-    </w:p>
-    <w:p>
-      <w:pPr>
-        <w:spacing w:after="200" w:line="276" w:lineRule="auto"/>
-      </w:pPr>
-      <w:r>
-        <w:t>She loved the dressing up. / The gathering. / The occasion of it. /</w:t>
-      </w:r>
-      <w:proofErr w:type="gramStart"/>
-      <w:r>
-        <w:t>/</w:t>
-      </w:r>
-      <w:r>
-        <w:t xml:space="preserve">  </w:t>
-      </w:r>
-      <w:r>
-        <w:rPr>
-          <w:b/>
-          <w:bCs/>
-        </w:rPr>
-        <w:t>She</w:t>
-      </w:r>
-      <w:proofErr w:type="gramEnd"/>
-      <w:r>
-        <w:rPr>
-          <w:b/>
-          <w:bCs/>
-        </w:rPr>
-        <w:t xml:space="preserve"> wanted understanding.</w:t>
-      </w:r>
-      <w:r>
-        <w:t xml:space="preserve"> /</w:t>
-      </w:r>
-    </w:p>
-    <w:p>
-      <w:pPr>
-        <w:spacing w:after="200" w:line="276" w:lineRule="auto"/>
-      </w:pPr>
-      <w:r>
-        <w:rPr>
-          <w:highlight w:val="yellow"/>
-        </w:rPr>
-        <w:t>But if you are asking… whether Jo Anna was a model of obedience -- //</w:t>
-      </w:r>
-    </w:p>
-    <w:p>
-      <w:pPr>
-        <w:spacing w:after="200" w:line="276" w:lineRule="auto"/>
-        <w:rPr>
+        </w:rPr>
+        <w:t>She loved her things… more than the Book says to.</w:t>
+      </w:r>
+    </w:p>
+    <w:p>
+      <w:pPr>
+        <w:spacing w:after="200" w:line="276" w:lineRule="auto"/>
+      </w:pPr>
+      <w:r>
+        <w:rPr>
+          <w:highlight w:val="yellow"/>
+        </w:rPr>
+        <w:t>She could be vain. / She could be sharp. / She could be demanding.</w:t>
+      </w:r>
+    </w:p>
+    <w:p>
+      <w:pPr>
+        <w:spacing w:after="200" w:line="276" w:lineRule="auto"/>
+      </w:pPr>
+      <w:r>
+        <w:t>The sermon on Sunday… did not always survive to Monday. //</w:t>
+      </w:r>
+    </w:p>
+    <w:p>
+      <w:pPr>
+        <w:spacing w:after="200" w:line="276" w:lineRule="auto"/>
+      </w:pPr>
+      <w:r>
+        <w:rPr>
+          <w:highlight w:val="yellow"/>
+        </w:rPr>
+        <w:t>She was… in plain terms… a sinner. //</w:t>
+      </w:r>
+    </w:p>
+    <w:p>
+      <w:pPr>
+        <w:spacing w:after="200" w:line="276" w:lineRule="auto"/>
+        <w:rPr>
+          <w:b/>
+          <w:bCs/>
+        </w:rPr>
+      </w:pPr>
+      <w:r>
+        <w:rPr>
+          <w:b/>
+          <w:bCs/>
           <w:i/>
           <w:iCs/>
         </w:rPr>
-      </w:pPr>
+        <w:t>Which puts her… in the company of every person in this room.</w:t>
+      </w:r>
+      <w:r>
+        <w:rPr>
+          <w:b/>
+          <w:bCs/>
+        </w:rPr>
+        <w:t xml:space="preserve"> //</w:t>
+      </w:r>
+    </w:p>
+    <w:p>
+      <w:pPr>
+        <w:spacing w:after="200" w:line="276" w:lineRule="auto"/>
+        <w:rPr>
+          <w:b/>
+          <w:bCs/>
+        </w:rPr>
+      </w:pPr>
+    </w:p>
+    <w:p>
+      <w:pPr>
+        <w:spacing w:after="200" w:line="276" w:lineRule="auto"/>
+        <w:rPr>
+          <w:b/>
+          <w:bCs/>
+        </w:rPr>
+      </w:pPr>
+    </w:p>
+    <w:p>
+      <w:pPr>
+        <w:spacing w:after="200" w:line="276" w:lineRule="auto"/>
+        <w:rPr>
+          <w:b/>
+          <w:bCs/>
+        </w:rPr>
+      </w:pPr>
+    </w:p>
+    <w:p>
+      <w:pPr>
+        <w:spacing w:after="200" w:line="276" w:lineRule="auto"/>
+        <w:rPr>
+          <w:b/>
+          <w:bCs/>
+        </w:rPr>
+      </w:pPr>
+      <w:r>
+        <w:rPr>
+          <w:b/>
+          <w:bCs/>
+        </w:rPr>
+        <w:t>-------------- 1</w:t>
+      </w:r>
+      <w:r>
+        <w:rPr>
+          <w:b/>
+          <w:bCs/>
+        </w:rPr>
+        <w:t>0</w:t>
+      </w:r>
+    </w:p>
+    <w:p>
+      <w:pPr>
+        <w:spacing w:after="200" w:line="276" w:lineRule="auto"/>
+        <w:rPr>
+          <w:b/>
+          <w:bCs/>
+        </w:rPr>
+      </w:pPr>
+      <w:r>
+        <w:rPr>
+          <w:b/>
+          <w:bCs/>
+          <w:highlight w:val="yellow"/>
+        </w:rPr>
+        <w:t xml:space="preserve">Jo Anna suffered in Mind, Body, and Spirit.  </w:t>
+      </w:r>
+      <w:r>
+        <w:rPr>
+          <w:b/>
+          <w:bCs/>
+          <w:highlight w:val="yellow"/>
+        </w:rPr>
+        <w:t xml:space="preserve">/ </w:t>
+      </w:r>
+    </w:p>
+    <w:p>
+      <w:pPr>
+        <w:spacing w:after="200" w:line="276" w:lineRule="auto"/>
+      </w:pPr>
+      <w:r>
+        <w:t>Medicine helps some. / But there is no human cure… for wounds that deep. //</w:t>
+      </w:r>
+    </w:p>
+    <w:p>
+      <w:pPr>
+        <w:spacing w:after="200" w:line="276" w:lineRule="auto"/>
+        <w:rPr>
+          <w:highlight w:val="yellow"/>
+        </w:rPr>
+      </w:pPr>
+      <w:r>
+        <w:rPr>
+          <w:b/>
+          <w:bCs/>
+          <w:highlight w:val="yellow"/>
+        </w:rPr>
+        <w:t>Sympathy</w:t>
+      </w:r>
+      <w:r>
+        <w:rPr>
+          <w:highlight w:val="yellow"/>
+        </w:rPr>
+        <w:t xml:space="preserve">… </w:t>
+      </w:r>
+      <w:r>
+        <w:rPr>
+          <w:highlight w:val="yellow"/>
+        </w:rPr>
+        <w:t xml:space="preserve">/ </w:t>
+      </w:r>
+      <w:r>
+        <w:rPr>
+          <w:highlight w:val="yellow"/>
+        </w:rPr>
+        <w:t xml:space="preserve">that helps….  </w:t>
+      </w:r>
+      <w:r>
+        <w:rPr>
+          <w:highlight w:val="yellow"/>
+        </w:rPr>
+        <w:t>/</w:t>
+      </w:r>
+      <w:r>
+        <w:rPr>
+          <w:highlight w:val="yellow"/>
+        </w:rPr>
+        <w:t>/</w:t>
+      </w:r>
+      <w:r>
+        <w:rPr>
+          <w:highlight w:val="yellow"/>
+        </w:rPr>
+        <w:t xml:space="preserve"> </w:t>
+      </w:r>
+    </w:p>
+    <w:p>
+      <w:pPr>
+        <w:spacing w:after="200" w:line="276" w:lineRule="auto"/>
+      </w:pPr>
+    </w:p>
+    <w:p>
+      <w:pPr>
+        <w:spacing w:after="200" w:line="276" w:lineRule="auto"/>
+      </w:pPr>
+      <w:r>
+        <w:t xml:space="preserve">Jo Anna </w:t>
+      </w:r>
+      <w:r>
+        <w:t xml:space="preserve">sought </w:t>
+      </w:r>
+      <w:r>
+        <w:t>relief</w:t>
+      </w:r>
+      <w:r>
+        <w:t xml:space="preserve"> for her persistent </w:t>
+      </w:r>
+      <w:r>
+        <w:t>neuropathy</w:t>
+      </w:r>
+      <w:r>
+        <w:t>.</w:t>
+      </w:r>
+      <w:r>
+        <w:t xml:space="preserve"> </w:t>
+      </w:r>
+      <w:r>
+        <w:t>/</w:t>
+      </w:r>
+    </w:p>
+    <w:p>
+      <w:pPr>
+        <w:spacing w:after="200" w:line="276" w:lineRule="auto"/>
+      </w:pPr>
+      <w:r>
+        <w:rPr>
+          <w:highlight w:val="yellow"/>
+        </w:rPr>
+        <w:t xml:space="preserve">I spent most of </w:t>
+      </w:r>
+      <w:r>
+        <w:rPr>
+          <w:highlight w:val="yellow"/>
+        </w:rPr>
+        <w:t>a</w:t>
+      </w:r>
+      <w:r>
+        <w:rPr>
+          <w:highlight w:val="yellow"/>
+        </w:rPr>
+        <w:t xml:space="preserve"> year</w:t>
+      </w:r>
+      <w:r>
+        <w:rPr>
+          <w:highlight w:val="yellow"/>
+        </w:rPr>
+        <w:t>,</w:t>
+      </w:r>
+      <w:r>
+        <w:rPr>
+          <w:highlight w:val="yellow"/>
+        </w:rPr>
+        <w:t xml:space="preserve"> when visiting Bill and Jo Anna</w:t>
+      </w:r>
+      <w:r>
+        <w:rPr>
+          <w:highlight w:val="yellow"/>
+        </w:rPr>
+        <w:t>,</w:t>
+      </w:r>
+      <w:r>
+        <w:rPr>
+          <w:highlight w:val="yellow"/>
+        </w:rPr>
+        <w:t xml:space="preserve"> </w:t>
+      </w:r>
+      <w:r>
+        <w:rPr>
+          <w:highlight w:val="yellow"/>
+        </w:rPr>
+        <w:t xml:space="preserve">trying to </w:t>
+      </w:r>
       <w:r>
         <w:rPr>
           <w:i/>
           <w:iCs/>
-        </w:rPr>
-        <w:t>No. //</w:t>
-      </w:r>
-    </w:p>
-    <w:p>
-      <w:pPr>
-        <w:spacing w:after="200" w:line="276" w:lineRule="auto"/>
-      </w:pPr>
-      <w:r>
-        <w:rPr>
-          <w:highlight w:val="yellow"/>
-        </w:rPr>
-        <w:t>She was not. //</w:t>
-      </w:r>
-    </w:p>
-    <w:p>
-      <w:pPr>
-        <w:spacing w:after="200" w:line="276" w:lineRule="auto"/>
+          <w:highlight w:val="yellow"/>
+        </w:rPr>
+        <w:t>convince</w:t>
+      </w:r>
+      <w:r>
+        <w:rPr>
+          <w:highlight w:val="yellow"/>
+        </w:rPr>
+        <w:t xml:space="preserve"> her that relaxing with a couple of ice-cold beers would help.  </w:t>
+      </w:r>
+      <w:r>
+        <w:rPr>
+          <w:highlight w:val="yellow"/>
+        </w:rPr>
+        <w:t>/</w:t>
+      </w:r>
+      <w:proofErr w:type="gramStart"/>
+      <w:r>
+        <w:rPr>
+          <w:highlight w:val="yellow"/>
+        </w:rPr>
+        <w:t xml:space="preserve">/  </w:t>
+      </w:r>
+      <w:r>
+        <w:rPr>
+          <w:b/>
+          <w:bCs/>
+          <w:highlight w:val="yellow"/>
+        </w:rPr>
+        <w:t>She</w:t>
+      </w:r>
+      <w:proofErr w:type="gramEnd"/>
+      <w:r>
+        <w:rPr>
+          <w:b/>
+          <w:bCs/>
+          <w:highlight w:val="yellow"/>
+        </w:rPr>
+        <w:t xml:space="preserve"> enjoyed the company</w:t>
+      </w:r>
+      <w:r>
+        <w:rPr>
+          <w:highlight w:val="yellow"/>
+        </w:rPr>
+        <w:t>.</w:t>
+      </w:r>
+      <w:r>
+        <w:t xml:space="preserve">  </w:t>
+      </w:r>
+    </w:p>
+    <w:p>
+      <w:pPr>
+        <w:spacing w:after="200" w:line="276" w:lineRule="auto"/>
+      </w:pPr>
+      <w:r>
+        <w:t xml:space="preserve">We laughed about it as she pretended to be </w:t>
+      </w:r>
+      <w:r>
+        <w:t xml:space="preserve">/ </w:t>
+      </w:r>
+      <w:r>
+        <w:t>“</w:t>
+      </w:r>
+      <w:r>
         <w:rPr>
           <w:i/>
           <w:iCs/>
         </w:rPr>
-      </w:pPr>
-      <w:r>
-        <w:rPr>
-          <w:i/>
-          <w:iCs/>
-        </w:rPr>
-        <w:t>She loved her things… more than the Book says to.</w:t>
-      </w:r>
-    </w:p>
-    <w:p>
-      <w:pPr>
-        <w:spacing w:after="200" w:line="276" w:lineRule="auto"/>
-      </w:pPr>
-      <w:r>
-        <w:rPr>
-          <w:highlight w:val="yellow"/>
-        </w:rPr>
-        <w:t>She could be vain. / She could be sharp. / She could be demanding.</w:t>
-      </w:r>
-    </w:p>
-    <w:p>
-      <w:pPr>
-        <w:spacing w:after="200" w:line="276" w:lineRule="auto"/>
-      </w:pPr>
-      <w:r>
-        <w:t>The sermon on Sunday… did not always survive to Monday. //</w:t>
-      </w:r>
-    </w:p>
-    <w:p>
-      <w:pPr>
-        <w:spacing w:after="200" w:line="276" w:lineRule="auto"/>
-      </w:pPr>
-      <w:r>
-        <w:rPr>
-          <w:highlight w:val="yellow"/>
-        </w:rPr>
-        <w:t>She was… in plain terms… a sinner. //</w:t>
-      </w:r>
-    </w:p>
-    <w:p>
-      <w:pPr>
-        <w:spacing w:after="200" w:line="276" w:lineRule="auto"/>
-        <w:rPr>
-          <w:b/>
-          <w:bCs/>
-        </w:rPr>
-      </w:pPr>
-      <w:r>
-        <w:rPr>
-          <w:b/>
-          <w:bCs/>
-          <w:i/>
-          <w:iCs/>
-        </w:rPr>
-        <w:t>Which puts her… in the company of every person in this room.</w:t>
-      </w:r>
-      <w:r>
-        <w:rPr>
-          <w:b/>
-          <w:bCs/>
-        </w:rPr>
-        <w:t xml:space="preserve"> //</w:t>
-      </w:r>
-    </w:p>
-    <w:p>
-      <w:pPr>
-        <w:spacing w:after="200" w:line="276" w:lineRule="auto"/>
-        <w:rPr>
-          <w:b/>
-          <w:bCs/>
-        </w:rPr>
-      </w:pPr>
-    </w:p>
-    <w:p>
-      <w:pPr>
-        <w:spacing w:after="200" w:line="276" w:lineRule="auto"/>
-        <w:rPr>
-          <w:b/>
-          <w:bCs/>
-        </w:rPr>
-      </w:pPr>
-    </w:p>
-    <w:p>
-      <w:pPr>
-        <w:spacing w:after="200" w:line="276" w:lineRule="auto"/>
-        <w:rPr>
-          <w:b/>
-          <w:bCs/>
-        </w:rPr>
-      </w:pPr>
-    </w:p>
-    <w:p>
-      <w:pPr>
-        <w:spacing w:after="200" w:line="276" w:lineRule="auto"/>
-        <w:rPr>
-          <w:b/>
-          <w:bCs/>
-        </w:rPr>
-      </w:pPr>
-      <w:r>
-        <w:rPr>
-          <w:b/>
-          <w:bCs/>
-        </w:rPr>
-        <w:t>-------------- 1</w:t>
-      </w:r>
-      <w:r>
-        <w:rPr>
-          <w:b/>
-          <w:bCs/>
-        </w:rPr>
-        <w:t>0</w:t>
-      </w:r>
-    </w:p>
-    <w:p>
-      <w:pPr>
-        <w:spacing w:after="200" w:line="276" w:lineRule="auto"/>
-        <w:rPr>
-          <w:b/>
-          <w:bCs/>
-        </w:rPr>
-      </w:pPr>
-      <w:r>
-        <w:rPr>
-          <w:b/>
-          <w:bCs/>
-          <w:highlight w:val="yellow"/>
-        </w:rPr>
-        <w:t xml:space="preserve">Jo Anna suffered in Mind, Body, and Spirit.  </w:t>
-      </w:r>
-      <w:r>
-        <w:rPr>
-          <w:b/>
-          <w:bCs/>
-          <w:highlight w:val="yellow"/>
-        </w:rPr>
-        <w:t xml:space="preserve">/ </w:t>
-      </w:r>
-      <w:r>
-        <w:rPr>
-          <w:b/>
-          <w:bCs/>
-          <w:highlight w:val="yellow"/>
-        </w:rPr>
-        <w:t>There is no human cure for such systemic issues.</w:t>
-      </w:r>
-      <w:r>
-        <w:rPr>
-          <w:b/>
-          <w:bCs/>
-        </w:rPr>
-        <w:t xml:space="preserve">  </w:t>
-      </w:r>
-    </w:p>
-    <w:p>
-      <w:pPr>
-        <w:spacing w:after="200" w:line="276" w:lineRule="auto"/>
-      </w:pPr>
-      <w:r>
-        <w:t xml:space="preserve">The best </w:t>
-      </w:r>
-      <w:r>
-        <w:t xml:space="preserve">help </w:t>
-      </w:r>
-      <w:r>
-        <w:t xml:space="preserve">that mankind can offer </w:t>
-      </w:r>
-      <w:r>
-        <w:t>includes</w:t>
-      </w:r>
-      <w:r>
-        <w:t xml:space="preserve"> addictive prescriptions.</w:t>
+        <w:t>almost convinced</w:t>
+      </w:r>
+      <w:r>
+        <w:t xml:space="preserve">”.  </w:t>
+      </w:r>
+      <w:r>
+        <w:t>//</w:t>
+      </w:r>
+    </w:p>
+    <w:p>
+      <w:pPr>
+        <w:spacing w:after="200" w:line="276" w:lineRule="auto"/>
+      </w:pPr>
+      <w:r>
+        <w:rPr>
+          <w:highlight w:val="yellow"/>
+        </w:rPr>
+        <w:t>She responded in kind…</w:t>
       </w:r>
       <w:r>
         <w:t xml:space="preserve"> </w:t>
       </w:r>
       <w:r>
-        <w:t>/</w:t>
-      </w:r>
-    </w:p>
-    <w:p>
-      <w:pPr>
-        <w:spacing w:after="200" w:line="276" w:lineRule="auto"/>
-        <w:rPr>
-          <w:highlight w:val="yellow"/>
-        </w:rPr>
-      </w:pPr>
-      <w:r>
-        <w:rPr>
-          <w:b/>
-          <w:bCs/>
-          <w:highlight w:val="yellow"/>
-        </w:rPr>
-        <w:t>Sympathy</w:t>
-      </w:r>
-      <w:r>
-        <w:rPr>
-          <w:highlight w:val="yellow"/>
-        </w:rPr>
-        <w:t xml:space="preserve">… </w:t>
-      </w:r>
-      <w:r>
-        <w:rPr>
-          <w:highlight w:val="yellow"/>
-        </w:rPr>
-        <w:t xml:space="preserve">/ </w:t>
-      </w:r>
-      <w:r>
-        <w:rPr>
-          <w:highlight w:val="yellow"/>
-        </w:rPr>
-        <w:t xml:space="preserve">that helps….  </w:t>
-      </w:r>
-      <w:r>
-        <w:rPr>
-          <w:highlight w:val="yellow"/>
-        </w:rPr>
-        <w:t>/</w:t>
-      </w:r>
-      <w:r>
-        <w:rPr>
-          <w:highlight w:val="yellow"/>
-        </w:rPr>
-        <w:t>/</w:t>
-      </w:r>
-      <w:r>
-        <w:rPr>
-          <w:highlight w:val="yellow"/>
-        </w:rPr>
+        <w:t>/ s</w:t>
+      </w:r>
+      <w:r>
+        <w:t>he stocked the refrigerator with cold ones so that</w:t>
+      </w:r>
+      <w:r>
+        <w:t xml:space="preserve">, whenever I visited, </w:t>
+      </w:r>
+      <w:r>
+        <w:t xml:space="preserve">I could show her how </w:t>
+      </w:r>
+      <w:r>
+        <w:t>to administer the treatment</w:t>
+      </w:r>
+      <w:r>
+        <w:t xml:space="preserve">.  </w:t>
+      </w:r>
+      <w:r>
+        <w:t>//</w:t>
+      </w:r>
+    </w:p>
+    <w:p>
+      <w:pPr>
+        <w:spacing w:after="200" w:line="276" w:lineRule="auto"/>
+        <w:rPr>
+          <w:b/>
+          <w:bCs/>
+        </w:rPr>
+      </w:pPr>
+    </w:p>
+    <w:p>
+      <w:pPr>
+        <w:spacing w:after="200" w:line="276" w:lineRule="auto"/>
+      </w:pPr>
+      <w:r>
+        <w:rPr>
+          <w:highlight w:val="yellow"/>
+        </w:rPr>
+        <w:lastRenderedPageBreak/>
+        <w:t>There is only one Man that provides the cure for what ailed Jo Anna.  The same one that cures what ails each of us.</w:t>
+      </w:r>
+    </w:p>
+    <w:p>
+      <w:pPr>
+        <w:spacing w:after="200" w:line="276" w:lineRule="auto"/>
+        <w:rPr>
+          <w:b/>
+          <w:bCs/>
+        </w:rPr>
+      </w:pPr>
+      <w:r>
+        <w:rPr>
+          <w:b/>
+          <w:bCs/>
+        </w:rPr>
+        <w:t xml:space="preserve">To </w:t>
+      </w:r>
+      <w:r>
+        <w:rPr>
+          <w:b/>
+          <w:bCs/>
+          <w:u w:val="single"/>
+        </w:rPr>
+        <w:t>sympathize</w:t>
+      </w:r>
+      <w:r>
+        <w:rPr>
+          <w:b/>
+          <w:bCs/>
+        </w:rPr>
+        <w:t xml:space="preserve"> means to keep one foot in reality while pulling someone </w:t>
+      </w:r>
+      <w:r>
+        <w:rPr>
+          <w:b/>
+          <w:bCs/>
+        </w:rPr>
+        <w:t xml:space="preserve">else </w:t>
+      </w:r>
+      <w:r>
+        <w:rPr>
+          <w:b/>
+          <w:bCs/>
+        </w:rPr>
+        <w:t xml:space="preserve">out of the hole they are in.  </w:t>
+      </w:r>
+      <w:r>
+        <w:rPr>
+          <w:b/>
+          <w:bCs/>
+        </w:rPr>
+        <w:t>//</w:t>
+      </w:r>
+    </w:p>
+    <w:p>
+      <w:pPr>
+        <w:spacing w:after="200" w:line="276" w:lineRule="auto"/>
+      </w:pPr>
+      <w:r>
+        <w:t xml:space="preserve">Our </w:t>
+      </w:r>
+      <w:r>
+        <w:rPr>
+          <w:b/>
+          <w:bCs/>
+        </w:rPr>
+        <w:t>Great Physician</w:t>
+      </w:r>
+      <w:r>
+        <w:t xml:space="preserve"> knows how to </w:t>
+      </w:r>
+      <w:r>
+        <w:rPr>
+          <w:b/>
+          <w:bCs/>
+        </w:rPr>
+        <w:t>sympathize</w:t>
+      </w:r>
+      <w:r>
+        <w:t xml:space="preserve"> with us…. In the Book </w:t>
+      </w:r>
+      <w:r>
+        <w:t>to the</w:t>
+      </w:r>
+      <w:r>
         <w:t xml:space="preserve"> </w:t>
       </w:r>
-    </w:p>
-    <w:p>
-      <w:pPr>
-        <w:spacing w:after="200" w:line="276" w:lineRule="auto"/>
-      </w:pPr>
-      <w:r>
-        <w:t xml:space="preserve">Jo Anna </w:t>
-      </w:r>
-      <w:r>
-        <w:t xml:space="preserve">sought </w:t>
-      </w:r>
-      <w:r>
-        <w:t>relief</w:t>
-      </w:r>
-      <w:r>
-        <w:t xml:space="preserve"> for her persistent </w:t>
-      </w:r>
-      <w:r>
-        <w:t>neuropathy</w:t>
-      </w:r>
-      <w:r>
-        <w:t>.</w:t>
-      </w:r>
-      <w:r>
-        <w:t xml:space="preserve"> </w:t>
-      </w:r>
-      <w:r>
-        <w:t>/</w:t>
-      </w:r>
-    </w:p>
-    <w:p>
-      <w:pPr>
-        <w:spacing w:after="200" w:line="276" w:lineRule="auto"/>
-      </w:pPr>
-      <w:r>
-        <w:rPr>
-          <w:highlight w:val="yellow"/>
-        </w:rPr>
-        <w:lastRenderedPageBreak/>
-        <w:t xml:space="preserve">I spent most of </w:t>
-      </w:r>
-      <w:r>
-        <w:rPr>
-          <w:highlight w:val="yellow"/>
-        </w:rPr>
-        <w:t>a</w:t>
-      </w:r>
-      <w:r>
-        <w:rPr>
-          <w:highlight w:val="yellow"/>
-        </w:rPr>
-        <w:t xml:space="preserve"> year</w:t>
-      </w:r>
-      <w:r>
-        <w:rPr>
-          <w:highlight w:val="yellow"/>
-        </w:rPr>
-        <w:t>,</w:t>
-      </w:r>
-      <w:r>
-        <w:rPr>
-          <w:highlight w:val="yellow"/>
-        </w:rPr>
-        <w:t xml:space="preserve"> when visiting Bill and Jo Anna</w:t>
-      </w:r>
-      <w:r>
-        <w:rPr>
-          <w:highlight w:val="yellow"/>
-        </w:rPr>
-        <w:t>,</w:t>
-      </w:r>
-      <w:r>
-        <w:rPr>
-          <w:highlight w:val="yellow"/>
-        </w:rPr>
-        <w:t xml:space="preserve"> </w:t>
-      </w:r>
-      <w:r>
-        <w:rPr>
-          <w:highlight w:val="yellow"/>
-        </w:rPr>
-        <w:t xml:space="preserve">trying to </w:t>
-      </w:r>
-      <w:r>
-        <w:rPr>
-          <w:i/>
-          <w:iCs/>
-          <w:highlight w:val="yellow"/>
-        </w:rPr>
-        <w:t>convince</w:t>
-      </w:r>
-      <w:r>
-        <w:rPr>
-          <w:highlight w:val="yellow"/>
-        </w:rPr>
-        <w:t xml:space="preserve"> her that relaxing with a couple of ice-cold beers would help.  </w:t>
-      </w:r>
-      <w:r>
-        <w:rPr>
-          <w:highlight w:val="yellow"/>
-        </w:rPr>
-        <w:t>/</w:t>
-      </w:r>
       <w:proofErr w:type="gramStart"/>
       <w:r>
         <w:rPr>
-          <w:highlight w:val="yellow"/>
-        </w:rPr>
-        <w:t xml:space="preserve">/  </w:t>
-      </w:r>
-      <w:r>
-        <w:rPr>
-          <w:b/>
-          <w:bCs/>
-          <w:highlight w:val="yellow"/>
-        </w:rPr>
-        <w:t>She</w:t>
+          <w:b/>
+          <w:bCs/>
+        </w:rPr>
+        <w:t>Hebrews</w:t>
       </w:r>
       <w:proofErr w:type="gramEnd"/>
       <w:r>
-        <w:rPr>
-          <w:b/>
-          <w:bCs/>
-          <w:highlight w:val="yellow"/>
-        </w:rPr>
-        <w:t xml:space="preserve"> enjoyed the company</w:t>
-      </w:r>
-      <w:r>
-        <w:rPr>
-          <w:highlight w:val="yellow"/>
-        </w:rPr>
-        <w:t>.</w:t>
-      </w:r>
-      <w:r>
-        <w:t xml:space="preserve">  </w:t>
-      </w:r>
-    </w:p>
-    <w:p>
-      <w:pPr>
-        <w:spacing w:after="200" w:line="276" w:lineRule="auto"/>
-      </w:pPr>
-      <w:r>
-        <w:t xml:space="preserve">We laughed about it as she pretended to be </w:t>
-      </w:r>
-      <w:r>
-        <w:t xml:space="preserve">/ </w:t>
-      </w:r>
-      <w:r>
-        <w:t>“</w:t>
-      </w:r>
-      <w:r>
-        <w:rPr>
-          <w:i/>
-          <w:iCs/>
-        </w:rPr>
-        <w:t>almost convinced</w:t>
-      </w:r>
-      <w:r>
-        <w:t xml:space="preserve">”.  </w:t>
-      </w:r>
-      <w:r>
-        <w:t>//</w:t>
-      </w:r>
-    </w:p>
-    <w:p>
-      <w:pPr>
-        <w:spacing w:after="200" w:line="276" w:lineRule="auto"/>
-      </w:pPr>
-      <w:r>
-        <w:rPr>
-          <w:highlight w:val="yellow"/>
-        </w:rPr>
-        <w:t>She responded in kind…</w:t>
-      </w:r>
-      <w:r>
-        <w:t xml:space="preserve"> </w:t>
-      </w:r>
-      <w:r>
-        <w:t>/ s</w:t>
-      </w:r>
-      <w:r>
-        <w:t>he stocked the refrigerator with cold ones so that</w:t>
-      </w:r>
-      <w:r>
-        <w:t xml:space="preserve">, whenever I visited, </w:t>
-      </w:r>
-      <w:r>
-        <w:t xml:space="preserve">I could show her how </w:t>
-      </w:r>
-      <w:r>
-        <w:t>to administer the treatment</w:t>
-      </w:r>
-      <w:r>
-        <w:t xml:space="preserve">.  </w:t>
-      </w:r>
-      <w:r>
-        <w:t>//</w:t>
-      </w:r>
-    </w:p>
-    <w:p>
-      <w:pPr>
-        <w:spacing w:after="200" w:line="276" w:lineRule="auto"/>
-        <w:rPr>
-          <w:b/>
-          <w:bCs/>
-        </w:rPr>
-      </w:pPr>
-    </w:p>
-    <w:p>
-      <w:pPr>
-        <w:spacing w:after="200" w:line="276" w:lineRule="auto"/>
-        <w:rPr>
-          <w:b/>
-          <w:bCs/>
-        </w:rPr>
-      </w:pPr>
-      <w:r>
-        <w:rPr>
-          <w:b/>
-          <w:bCs/>
-        </w:rPr>
-        <w:t xml:space="preserve">To </w:t>
-      </w:r>
-      <w:r>
-        <w:rPr>
-          <w:b/>
-          <w:bCs/>
-          <w:u w:val="single"/>
-        </w:rPr>
-        <w:t>sympathize</w:t>
-      </w:r>
-      <w:r>
-        <w:rPr>
-          <w:b/>
-          <w:bCs/>
-        </w:rPr>
-        <w:t xml:space="preserve"> means to keep one foot in reality </w:t>
-      </w:r>
-      <w:r>
-        <w:rPr>
-          <w:b/>
-          <w:bCs/>
-        </w:rPr>
-        <w:t>while</w:t>
-      </w:r>
-      <w:r>
-        <w:rPr>
-          <w:b/>
-          <w:bCs/>
-        </w:rPr>
-        <w:t xml:space="preserve"> pull</w:t>
-      </w:r>
-      <w:r>
-        <w:rPr>
-          <w:b/>
-          <w:bCs/>
-        </w:rPr>
-        <w:t>ing</w:t>
-      </w:r>
-      <w:r>
-        <w:rPr>
-          <w:b/>
-          <w:bCs/>
-        </w:rPr>
-        <w:t xml:space="preserve"> </w:t>
-      </w:r>
-      <w:r>
-        <w:rPr>
-          <w:b/>
-          <w:bCs/>
-        </w:rPr>
-        <w:t xml:space="preserve">someone </w:t>
-      </w:r>
-      <w:r>
-        <w:rPr>
-          <w:b/>
-          <w:bCs/>
-        </w:rPr>
-        <w:t xml:space="preserve">else </w:t>
-      </w:r>
-      <w:r>
-        <w:rPr>
-          <w:b/>
-          <w:bCs/>
-        </w:rPr>
-        <w:t>out of the hole they are in.  Never get into the hole with them.  That won’t help.</w:t>
-      </w:r>
-      <w:r>
-        <w:rPr>
-          <w:b/>
-          <w:bCs/>
-        </w:rPr>
-        <w:t xml:space="preserve">  //</w:t>
-      </w:r>
-    </w:p>
-    <w:p>
-      <w:pPr>
-        <w:spacing w:after="200" w:line="276" w:lineRule="auto"/>
-      </w:pPr>
-      <w:r>
-        <w:rPr>
-          <w:highlight w:val="yellow"/>
-        </w:rPr>
-        <w:t>There is only one Man that provides the cure for what ailed Jo Anna.  The same one that cures what ails each of us.</w:t>
-      </w:r>
-    </w:p>
-    <w:p>
-      <w:pPr>
-        <w:spacing w:after="200" w:line="276" w:lineRule="auto"/>
-      </w:pPr>
-      <w:r>
-        <w:t xml:space="preserve">Our </w:t>
-      </w:r>
-      <w:r>
-        <w:rPr>
-          <w:b/>
-          <w:bCs/>
-        </w:rPr>
-        <w:t>Great Physician</w:t>
-      </w:r>
-      <w:r>
-        <w:t xml:space="preserve"> knows how to </w:t>
-      </w:r>
-      <w:r>
-        <w:rPr>
-          <w:b/>
-          <w:bCs/>
-        </w:rPr>
-        <w:t>sympathize</w:t>
-      </w:r>
-      <w:r>
-        <w:t xml:space="preserve"> with us…. In the Book </w:t>
-      </w:r>
-      <w:r>
-        <w:t>to the</w:t>
-      </w:r>
-      <w:r>
-        <w:t xml:space="preserve"> </w:t>
-      </w:r>
-      <w:proofErr w:type="gramStart"/>
-      <w:r>
-        <w:rPr>
-          <w:b/>
-          <w:bCs/>
-        </w:rPr>
-        <w:t>Hebrews</w:t>
-      </w:r>
-      <w:proofErr w:type="gramEnd"/>
-      <w:r>
         <w:t xml:space="preserve"> we read…</w:t>
+      </w:r>
+      <w:r>
+        <w:t xml:space="preserve"> /</w:t>
       </w:r>
     </w:p>
     <w:p>
@@ -3286,7 +2996,6 @@
           <w:b/>
           <w:bCs/>
         </w:rPr>
-        <w:lastRenderedPageBreak/>
         <w:t>------------- 1</w:t>
       </w:r>
       <w:r>
@@ -3352,6 +3061,7 @@
         <w:rPr>
           <w:highlight w:val="yellow"/>
         </w:rPr>
+        <w:lastRenderedPageBreak/>
         <w:t xml:space="preserve">The </w:t>
       </w:r>
       <w:r>
@@ -3729,6 +3439,145 @@
       <w:pPr>
         <w:spacing w:after="200" w:line="276" w:lineRule="auto"/>
       </w:pPr>
+      <w:r>
+        <w:t>David</w:t>
+      </w:r>
+      <w:r>
+        <w:t xml:space="preserve"> wrote</w:t>
+      </w:r>
+      <w:r>
+        <w:t xml:space="preserve">: </w:t>
+      </w:r>
+      <w:r>
+        <w:rPr>
+          <w:b/>
+          <w:bCs/>
+        </w:rPr>
+        <w:t>“You prepare a feast before me… my cup is completely full.”</w:t>
+      </w:r>
+      <w:r>
+        <w:t xml:space="preserve"> //</w:t>
+      </w:r>
+    </w:p>
+    <w:p>
+      <w:pPr>
+        <w:spacing w:after="200" w:line="276" w:lineRule="auto"/>
+      </w:pPr>
+      <w:r>
+        <w:rPr>
+          <w:highlight w:val="yellow"/>
+        </w:rPr>
+        <w:t>Isaiah</w:t>
+      </w:r>
+      <w:r>
+        <w:rPr>
+          <w:highlight w:val="yellow"/>
+        </w:rPr>
+        <w:t xml:space="preserve"> prophesied</w:t>
+      </w:r>
+      <w:r>
+        <w:rPr>
+          <w:highlight w:val="yellow"/>
+        </w:rPr>
+        <w:t xml:space="preserve">: </w:t>
+      </w:r>
+      <w:r>
+        <w:rPr>
+          <w:highlight w:val="yellow"/>
+        </w:rPr>
+        <w:t>[The LORD will prepare] a</w:t>
+      </w:r>
+      <w:r>
+        <w:rPr>
+          <w:highlight w:val="yellow"/>
+        </w:rPr>
+        <w:t xml:space="preserve"> </w:t>
+      </w:r>
+      <w:r>
+        <w:rPr>
+          <w:b/>
+          <w:bCs/>
+          <w:highlight w:val="yellow"/>
+        </w:rPr>
+        <w:t>banquet</w:t>
+      </w:r>
+      <w:r>
+        <w:rPr>
+          <w:highlight w:val="yellow"/>
+        </w:rPr>
+        <w:t xml:space="preserve"> on the mountain… where God </w:t>
+      </w:r>
+      <w:r>
+        <w:rPr>
+          <w:b/>
+          <w:bCs/>
+          <w:highlight w:val="yellow"/>
+        </w:rPr>
+        <w:t xml:space="preserve">“will swallow up death </w:t>
+      </w:r>
+      <w:r>
+        <w:rPr>
+          <w:b/>
+          <w:bCs/>
+          <w:highlight w:val="yellow"/>
+        </w:rPr>
+        <w:t>permanently”</w:t>
+      </w:r>
+      <w:r>
+        <w:rPr>
+          <w:highlight w:val="yellow"/>
+        </w:rPr>
+        <w:t xml:space="preserve"> …</w:t>
+      </w:r>
+      <w:r>
+        <w:rPr>
+          <w:highlight w:val="yellow"/>
+        </w:rPr>
+        <w:t xml:space="preserve"> and </w:t>
+      </w:r>
+      <w:r>
+        <w:rPr>
+          <w:b/>
+          <w:bCs/>
+          <w:highlight w:val="yellow"/>
+        </w:rPr>
+        <w:t>“wipe away the tears from every face.”</w:t>
+      </w:r>
+      <w:r>
+        <w:rPr>
+          <w:highlight w:val="yellow"/>
+        </w:rPr>
+        <w:t xml:space="preserve"> //</w:t>
+      </w:r>
+    </w:p>
+    <w:p>
+      <w:pPr>
+        <w:spacing w:after="200" w:line="276" w:lineRule="auto"/>
+      </w:pPr>
+      <w:r>
+        <w:t>Revelation</w:t>
+      </w:r>
+      <w:r>
+        <w:t xml:space="preserve"> reads</w:t>
+      </w:r>
+      <w:r>
+        <w:t xml:space="preserve">: </w:t>
+      </w:r>
+      <w:r>
+        <w:rPr>
+          <w:b/>
+          <w:bCs/>
+        </w:rPr>
+        <w:t>“Blessed are those who are invited… to the banquet at the wedding celebration of the Lamb!”</w:t>
+      </w:r>
+      <w:r>
+        <w:t xml:space="preserve"> //</w:t>
+      </w:r>
+    </w:p>
+    <w:p>
+      <w:pPr>
+        <w:spacing w:after="200" w:line="276" w:lineRule="auto"/>
+      </w:pPr>
     </w:p>
     <w:p>
       <w:pPr>
@@ -3736,182 +3585,38 @@
       </w:pPr>
       <w:r>
         <w:lastRenderedPageBreak/>
-        <w:t>David</w:t>
-      </w:r>
-      <w:r>
-        <w:t xml:space="preserve"> wrote</w:t>
-      </w:r>
-      <w:r>
-        <w:t xml:space="preserve">: </w:t>
-      </w:r>
-      <w:r>
-        <w:rPr>
-          <w:b/>
-          <w:bCs/>
-        </w:rPr>
-        <w:t>“You prepare a feast before me… my cup is completely full.”</w:t>
-      </w:r>
-      <w:r>
+        <w:t xml:space="preserve">Jesus </w:t>
+      </w:r>
+      <w:proofErr w:type="gramStart"/>
+      <w:r>
+        <w:t xml:space="preserve">said </w:t>
+      </w:r>
+      <w:r>
+        <w:t xml:space="preserve"> </w:t>
+      </w:r>
+      <w:r>
+        <w:rPr>
+          <w:b/>
+          <w:bCs/>
+          <w:highlight w:val="yellow"/>
+        </w:rPr>
+        <w:t>“</w:t>
+      </w:r>
+      <w:proofErr w:type="gramEnd"/>
+      <w:r>
+        <w:rPr>
+          <w:b/>
+          <w:bCs/>
+          <w:highlight w:val="yellow"/>
+        </w:rPr>
+        <w:t>I am going away to make ready a place for you… and I will come again and take you to be with me.”</w:t>
+      </w:r>
+      <w:r>
+        <w:rPr>
+          <w:highlight w:val="yellow"/>
+        </w:rPr>
         <w:t xml:space="preserve"> //</w:t>
       </w:r>
-    </w:p>
-    <w:p>
-      <w:pPr>
-        <w:spacing w:after="200" w:line="276" w:lineRule="auto"/>
-      </w:pPr>
-      <w:r>
-        <w:rPr>
-          <w:highlight w:val="yellow"/>
-        </w:rPr>
-        <w:t>Isaiah</w:t>
-      </w:r>
-      <w:r>
-        <w:rPr>
-          <w:highlight w:val="yellow"/>
-        </w:rPr>
-        <w:t xml:space="preserve"> prophesied</w:t>
-      </w:r>
-      <w:r>
-        <w:rPr>
-          <w:highlight w:val="yellow"/>
-        </w:rPr>
-        <w:t xml:space="preserve">: </w:t>
-      </w:r>
-      <w:r>
-        <w:rPr>
-          <w:highlight w:val="yellow"/>
-        </w:rPr>
-        <w:t>[The LORD will prepare] a</w:t>
-      </w:r>
-      <w:r>
-        <w:rPr>
-          <w:highlight w:val="yellow"/>
-        </w:rPr>
-        <w:t xml:space="preserve"> </w:t>
-      </w:r>
-      <w:r>
-        <w:rPr>
-          <w:b/>
-          <w:bCs/>
-          <w:highlight w:val="yellow"/>
-        </w:rPr>
-        <w:t>banquet</w:t>
-      </w:r>
-      <w:r>
-        <w:rPr>
-          <w:highlight w:val="yellow"/>
-        </w:rPr>
-        <w:t xml:space="preserve"> on the mountain… where God </w:t>
-      </w:r>
-      <w:r>
-        <w:rPr>
-          <w:b/>
-          <w:bCs/>
-          <w:highlight w:val="yellow"/>
-        </w:rPr>
-        <w:t xml:space="preserve">“will swallow up death </w:t>
-      </w:r>
-      <w:r>
-        <w:rPr>
-          <w:b/>
-          <w:bCs/>
-          <w:highlight w:val="yellow"/>
-        </w:rPr>
-        <w:t>permanently”</w:t>
-      </w:r>
-      <w:r>
-        <w:rPr>
-          <w:highlight w:val="yellow"/>
-        </w:rPr>
-        <w:t xml:space="preserve"> …</w:t>
-      </w:r>
-      <w:r>
-        <w:rPr>
-          <w:highlight w:val="yellow"/>
-        </w:rPr>
-        <w:t xml:space="preserve"> and </w:t>
-      </w:r>
-      <w:r>
-        <w:rPr>
-          <w:b/>
-          <w:bCs/>
-          <w:highlight w:val="yellow"/>
-        </w:rPr>
-        <w:t>“wipe away the tears from every face.”</w:t>
-      </w:r>
-      <w:r>
-        <w:rPr>
-          <w:highlight w:val="yellow"/>
-        </w:rPr>
-        <w:t xml:space="preserve"> //</w:t>
-      </w:r>
-    </w:p>
-    <w:p>
-      <w:pPr>
-        <w:spacing w:after="200" w:line="276" w:lineRule="auto"/>
-      </w:pPr>
-      <w:r>
-        <w:t>Revelation</w:t>
-      </w:r>
-      <w:r>
-        <w:t xml:space="preserve"> reads</w:t>
-      </w:r>
-      <w:r>
-        <w:t xml:space="preserve">: </w:t>
-      </w:r>
-      <w:r>
-        <w:rPr>
-          <w:b/>
-          <w:bCs/>
-        </w:rPr>
-        <w:t>“Blessed are those who are invited… to the banquet at the wedding celebration of the Lamb!”</w:t>
-      </w:r>
-      <w:r>
-        <w:t xml:space="preserve"> //</w:t>
-      </w:r>
-    </w:p>
-    <w:p>
-      <w:pPr>
-        <w:spacing w:after="200" w:line="276" w:lineRule="auto"/>
-      </w:pPr>
-      <w:r>
-        <w:t xml:space="preserve">Jesus </w:t>
-      </w:r>
-      <w:proofErr w:type="gramStart"/>
-      <w:r>
-        <w:t xml:space="preserve">said </w:t>
-      </w:r>
-      <w:r>
-        <w:t xml:space="preserve"> </w:t>
-      </w:r>
-      <w:r>
-        <w:rPr>
-          <w:b/>
-          <w:bCs/>
-          <w:highlight w:val="yellow"/>
-        </w:rPr>
-        <w:t>“</w:t>
-      </w:r>
-      <w:proofErr w:type="gramEnd"/>
-      <w:r>
-        <w:rPr>
-          <w:b/>
-          <w:bCs/>
-          <w:highlight w:val="yellow"/>
-        </w:rPr>
-        <w:t>I am going away to make ready a place for you… and I will come again and take you to be with me.”</w:t>
-      </w:r>
-      <w:r>
-        <w:rPr>
-          <w:highlight w:val="yellow"/>
-        </w:rPr>
-        <w:t xml:space="preserve"> //</w:t>
-      </w:r>
-    </w:p>
-    <w:p>
-      <w:pPr>
-        <w:spacing w:after="200" w:line="276" w:lineRule="auto"/>
-      </w:pPr>
     </w:p>
     <w:p>
       <w:pPr>
@@ -4116,11 +3821,6 @@
       <w:pPr>
         <w:spacing w:after="200" w:line="276" w:lineRule="auto"/>
       </w:pPr>
-    </w:p>
-    <w:p>
-      <w:pPr>
-        <w:spacing w:after="200" w:line="276" w:lineRule="auto"/>
-      </w:pPr>
       <w:r>
         <w:t>So yes -- we grieve today. //</w:t>
       </w:r>
@@ -4210,33 +3910,6 @@
     <w:p>
       <w:pPr>
         <w:spacing w:after="200" w:line="276" w:lineRule="auto"/>
-        <w:rPr>
-          <w:b/>
-          <w:bCs/>
-        </w:rPr>
-      </w:pPr>
-    </w:p>
-    <w:p>
-      <w:pPr>
-        <w:spacing w:after="200" w:line="276" w:lineRule="auto"/>
-        <w:rPr>
-          <w:b/>
-          <w:bCs/>
-        </w:rPr>
-      </w:pPr>
-    </w:p>
-    <w:p>
-      <w:pPr>
-        <w:spacing w:after="200" w:line="276" w:lineRule="auto"/>
-        <w:rPr>
-          <w:b/>
-          <w:bCs/>
-        </w:rPr>
-      </w:pPr>
-    </w:p>
-    <w:p>
-      <w:pPr>
-        <w:spacing w:after="200" w:line="276" w:lineRule="auto"/>
       </w:pPr>
       <w:r>
         <w:rPr>
@@ -4318,7 +3991,6 @@
         <w:rPr>
           <w:highlight w:val="yellow"/>
         </w:rPr>
-        <w:lastRenderedPageBreak/>
         <w:t>Gracious hostess….</w:t>
       </w:r>
     </w:p>
@@ -4491,23 +4163,13 @@
           <w:sz w:val="28"/>
           <w:szCs w:val="28"/>
         </w:rPr>
-        <w:br w:type="page"/>
-      </w:r>
-    </w:p>
-    <w:p>
-      <w:pPr>
-        <w:spacing w:before="200" w:after="250"/>
-      </w:pPr>
-      <w:r>
-        <w:rPr>
-          <w:b/>
-          <w:bCs/>
-          <w:sz w:val="28"/>
-          <w:szCs w:val="28"/>
-        </w:rPr>
-        <w:lastRenderedPageBreak/>
         <w:t>Closing Prayer</w:t>
       </w:r>
+    </w:p>
+    <w:p>
+      <w:pPr>
+        <w:spacing w:after="200" w:line="276" w:lineRule="auto"/>
+      </w:pPr>
     </w:p>
     <w:p>
       <w:pPr>
@@ -5731,6 +5393,24 @@
       <w:szCs w:val="24"/>
     </w:rPr>
   </w:style>
+  <w:style w:type="paragraph" w:customStyle="1" w:styleId="s7">
+    <w:name w:val="s7"/>
+    <w:basedOn w:val="Normal"/>
+    <w:rsid w:val="007D5F7E"/>
+    <w:pPr>
+      <w:spacing w:before="100" w:beforeAutospacing="1" w:after="100" w:afterAutospacing="1"/>
+    </w:pPr>
+    <w:rPr>
+      <w:rFonts w:ascii="Times New Roman" w:eastAsia="Times New Roman" w:hAnsi="Times New Roman" w:cs="Times New Roman"/>
+      <w:sz w:val="24"/>
+      <w:szCs w:val="24"/>
+    </w:rPr>
+  </w:style>
+  <w:style w:type="character" w:customStyle="1" w:styleId="s6">
+    <w:name w:val="s6"/>
+    <w:basedOn w:val="DefaultParagraphFont"/>
+    <w:rsid w:val="007D5F7E"/>
+  </w:style>
 </w:styles>
 </file>
 

--- a/2026-Q3/Devotionals/EulogyForJoAnnaParker-Rev7.docx
+++ b/2026-Q3/Devotionals/EulogyForJoAnnaParker-Rev7.docx
@@ -781,7 +781,19 @@
         <w:rPr>
           <w:highlight w:val="yellow"/>
         </w:rPr>
-        <w:t>Florida… where Bill commanded Duke Air Base. //</w:t>
+        <w:t>Florida… where Bill commanded Duke Air Base</w:t>
+      </w:r>
+      <w:r>
+        <w:rPr>
+          <w:highlight w:val="yellow"/>
+        </w:rPr>
+        <w:t xml:space="preserve"> and retired at Eglin Air Base</w:t>
+      </w:r>
+      <w:r>
+        <w:rPr>
+          <w:highlight w:val="yellow"/>
+        </w:rPr>
+        <w:t>. //</w:t>
       </w:r>
     </w:p>
     <w:p>
@@ -907,7 +919,27 @@
         <w:rPr>
           <w:highlight w:val="yellow"/>
         </w:rPr>
-        <w:t>Furniture from Japan… and Thailand. / Chaise lounges. / Fresh flowers. / Shine… on every surface. //</w:t>
+        <w:t>Decorative items</w:t>
+      </w:r>
+      <w:r>
+        <w:rPr>
+          <w:highlight w:val="yellow"/>
+        </w:rPr>
+        <w:t xml:space="preserve"> from Japan… and Thailand. </w:t>
+      </w:r>
+      <w:proofErr w:type="gramStart"/>
+      <w:r>
+        <w:rPr>
+          <w:highlight w:val="yellow"/>
+        </w:rPr>
+        <w:t>/  Fresh</w:t>
+      </w:r>
+      <w:proofErr w:type="gramEnd"/>
+      <w:r>
+        <w:rPr>
+          <w:highlight w:val="yellow"/>
+        </w:rPr>
+        <w:t xml:space="preserve"> flowers. / Shine… on every surface. //</w:t>
       </w:r>
     </w:p>
     <w:p>
@@ -1118,7 +1150,7 @@
           <w:b/>
           <w:bCs/>
         </w:rPr>
-        <w:t>6</w:t>
+        <w:t>5</w:t>
       </w:r>
     </w:p>
     <w:p>
@@ -1339,7 +1371,7 @@
           <w:b/>
           <w:bCs/>
         </w:rPr>
-        <w:t>7</w:t>
+        <w:t>6</w:t>
       </w:r>
     </w:p>
     <w:p>
@@ -1466,43 +1498,6 @@
     <w:p>
       <w:pPr>
         <w:spacing w:after="200" w:line="276" w:lineRule="auto"/>
-      </w:pPr>
-      <w:r>
-        <w:rPr>
-          <w:highlight w:val="yellow"/>
-        </w:rPr>
-        <w:t>Though between us -- / she did not always meet her own standards. //</w:t>
-      </w:r>
-    </w:p>
-    <w:p>
-      <w:pPr>
-        <w:spacing w:after="200" w:line="276" w:lineRule="auto"/>
-      </w:pPr>
-      <w:r>
-        <w:t>More on that… in a minute. //</w:t>
-      </w:r>
-    </w:p>
-    <w:p>
-      <w:pPr>
-        <w:spacing w:after="200" w:line="276" w:lineRule="auto"/>
-        <w:rPr>
-          <w:b/>
-          <w:bCs/>
-        </w:rPr>
-      </w:pPr>
-    </w:p>
-    <w:p>
-      <w:pPr>
-        <w:spacing w:after="200" w:line="276" w:lineRule="auto"/>
-        <w:rPr>
-          <w:b/>
-          <w:bCs/>
-        </w:rPr>
-      </w:pPr>
-    </w:p>
-    <w:p>
-      <w:pPr>
-        <w:spacing w:after="200" w:line="276" w:lineRule="auto"/>
         <w:rPr>
           <w:b/>
           <w:bCs/>
@@ -1525,7 +1520,7 @@
           <w:b/>
           <w:bCs/>
         </w:rPr>
-        <w:t>8</w:t>
+        <w:t>7</w:t>
       </w:r>
     </w:p>
     <w:p>
@@ -1693,7 +1688,6 @@
         <w:spacing w:after="200" w:line="276" w:lineRule="auto"/>
       </w:pPr>
       <w:r>
-        <w:lastRenderedPageBreak/>
         <w:t>Not when she was easy. //</w:t>
       </w:r>
     </w:p>
@@ -1759,17 +1753,32 @@
     <w:p>
       <w:pPr>
         <w:spacing w:after="200" w:line="276" w:lineRule="auto"/>
-      </w:pPr>
-      <w:r>
+        <w:rPr>
+          <w:b/>
+          <w:bCs/>
+        </w:rPr>
+      </w:pPr>
+      <w:r>
+        <w:rPr>
+          <w:b/>
+          <w:bCs/>
+        </w:rPr>
+        <w:lastRenderedPageBreak/>
         <w:t>She suffered</w:t>
       </w:r>
       <w:r>
         <w:rPr>
+          <w:b/>
+          <w:bCs/>
           <w:strike/>
         </w:rPr>
         <w:t>.</w:t>
       </w:r>
       <w:r>
+        <w:rPr>
+          <w:b/>
+          <w:bCs/>
+        </w:rPr>
         <w:t xml:space="preserve"> //</w:t>
       </w:r>
     </w:p>
@@ -1872,7 +1881,7 @@
           <w:b/>
           <w:bCs/>
         </w:rPr>
-        <w:t>9</w:t>
+        <w:t>8</w:t>
       </w:r>
     </w:p>
     <w:p>
@@ -2081,37 +2090,19 @@
           <w:bCs/>
         </w:rPr>
       </w:pPr>
-    </w:p>
-    <w:p>
-      <w:pPr>
-        <w:spacing w:after="200" w:line="276" w:lineRule="auto"/>
-        <w:rPr>
-          <w:b/>
-          <w:bCs/>
-        </w:rPr>
-      </w:pPr>
-    </w:p>
-    <w:p>
-      <w:pPr>
-        <w:spacing w:after="200" w:line="276" w:lineRule="auto"/>
-        <w:rPr>
-          <w:b/>
-          <w:bCs/>
-        </w:rPr>
-      </w:pPr>
-      <w:r>
-        <w:rPr>
-          <w:b/>
-          <w:bCs/>
-        </w:rPr>
-        <w:t>-------------- 1</w:t>
-      </w:r>
-      <w:r>
-        <w:rPr>
-          <w:b/>
-          <w:bCs/>
-        </w:rPr>
-        <w:t>0</w:t>
+      <w:r>
+        <w:rPr>
+          <w:b/>
+          <w:bCs/>
+        </w:rPr>
+        <w:t xml:space="preserve">-------------- </w:t>
+      </w:r>
+      <w:r>
+        <w:rPr>
+          <w:b/>
+          <w:bCs/>
+        </w:rPr>
+        <w:t>9</w:t>
       </w:r>
     </w:p>
     <w:p>
@@ -2198,11 +2189,6 @@
         </w:rPr>
         <w:t xml:space="preserve"> </w:t>
       </w:r>
-    </w:p>
-    <w:p>
-      <w:pPr>
-        <w:spacing w:after="200" w:line="276" w:lineRule="auto"/>
-      </w:pPr>
     </w:p>
     <w:p>
       <w:pPr>
@@ -2404,21 +2390,11 @@
     <w:p>
       <w:pPr>
         <w:spacing w:after="200" w:line="276" w:lineRule="auto"/>
-        <w:rPr>
-          <w:b/>
-          <w:bCs/>
-        </w:rPr>
-      </w:pPr>
-    </w:p>
-    <w:p>
-      <w:pPr>
-        <w:spacing w:after="200" w:line="276" w:lineRule="auto"/>
-      </w:pPr>
-      <w:r>
-        <w:rPr>
-          <w:highlight w:val="yellow"/>
-        </w:rPr>
-        <w:lastRenderedPageBreak/>
+      </w:pPr>
+      <w:r>
+        <w:rPr>
+          <w:highlight w:val="yellow"/>
+        </w:rPr>
         <w:t>There is only one Man that provides the cure for what ailed Jo Anna.  The same one that cures what ails each of us.</w:t>
       </w:r>
     </w:p>
@@ -2681,7 +2657,7 @@
           <w:b/>
           <w:bCs/>
         </w:rPr>
-        <w:t>1</w:t>
+        <w:t>0</w:t>
       </w:r>
     </w:p>
     <w:p>
@@ -3003,34 +2979,315 @@
           <w:b/>
           <w:bCs/>
         </w:rPr>
+        <w:t>1</w:t>
+      </w:r>
+    </w:p>
+    <w:p>
+      <w:pPr>
+        <w:spacing w:after="200" w:line="276" w:lineRule="auto"/>
+      </w:pPr>
+      <w:r>
+        <w:t>Jesus said: //</w:t>
+      </w:r>
+    </w:p>
+    <w:p>
+      <w:pPr>
+        <w:spacing w:after="200" w:line="276" w:lineRule="auto"/>
+      </w:pPr>
+      <w:r>
+        <w:rPr>
+          <w:b/>
+          <w:bCs/>
+          <w:highlight w:val="yellow"/>
+        </w:rPr>
+        <w:t>“Accumulate for yourselves treasures in heaven… where moth and devouring insect do not destroy… For where your treasure is… there your heart will be also.”</w:t>
+      </w:r>
+      <w:r>
+        <w:rPr>
+          <w:highlight w:val="yellow"/>
+        </w:rPr>
+        <w:t xml:space="preserve"> //</w:t>
+      </w:r>
+    </w:p>
+    <w:p>
+      <w:pPr>
+        <w:spacing w:after="200" w:line="276" w:lineRule="auto"/>
+      </w:pPr>
+      <w:r>
+        <w:rPr>
+          <w:highlight w:val="yellow"/>
+        </w:rPr>
+        <w:t xml:space="preserve">The </w:t>
+      </w:r>
+      <w:r>
+        <w:rPr>
+          <w:highlight w:val="yellow"/>
+        </w:rPr>
+        <w:t>nice dinnerware</w:t>
+      </w:r>
+      <w:r>
+        <w:rPr>
+          <w:highlight w:val="yellow"/>
+        </w:rPr>
+        <w:t>… will pass to other hands. //</w:t>
+      </w:r>
+    </w:p>
+    <w:p>
+      <w:pPr>
+        <w:spacing w:after="200" w:line="276" w:lineRule="auto"/>
+      </w:pPr>
+      <w:r>
+        <w:t xml:space="preserve">The </w:t>
+      </w:r>
+      <w:r>
+        <w:t xml:space="preserve">bold, </w:t>
+      </w:r>
+      <w:r>
+        <w:t>gold</w:t>
+      </w:r>
+      <w:r>
+        <w:t xml:space="preserve"> decorations</w:t>
+      </w:r>
+      <w:r>
+        <w:t>… will sit on someone else’s shelf. //</w:t>
+      </w:r>
+    </w:p>
+    <w:p>
+      <w:pPr>
+        <w:spacing w:after="200" w:line="276" w:lineRule="auto"/>
+        <w:rPr>
+          <w:b/>
+          <w:bCs/>
+          <w:sz w:val="24"/>
+          <w:szCs w:val="24"/>
+        </w:rPr>
+      </w:pPr>
+      <w:r>
+        <w:rPr>
+          <w:b/>
+          <w:bCs/>
+          <w:sz w:val="24"/>
+          <w:szCs w:val="24"/>
+          <w:highlight w:val="yellow"/>
+        </w:rPr>
+        <w:t>But some of what she gathered… was real treasure --</w:t>
+      </w:r>
+    </w:p>
+    <w:p>
+      <w:pPr>
+        <w:spacing w:after="200" w:line="276" w:lineRule="auto"/>
+        <w:rPr>
+          <w:b/>
+          <w:bCs/>
+        </w:rPr>
+      </w:pPr>
+      <w:r>
+        <w:rPr>
+          <w:b/>
+          <w:bCs/>
+        </w:rPr>
+        <w:t xml:space="preserve">The full tables… the </w:t>
+      </w:r>
+      <w:r>
+        <w:rPr>
+          <w:b/>
+          <w:bCs/>
+        </w:rPr>
+        <w:t>hopeful</w:t>
+      </w:r>
+      <w:r>
+        <w:rPr>
+          <w:b/>
+          <w:bCs/>
+        </w:rPr>
+        <w:t xml:space="preserve"> times… the small kindnesses to children… the quiet generosity. //</w:t>
+      </w:r>
+    </w:p>
+    <w:p>
+      <w:pPr>
+        <w:spacing w:after="200" w:line="276" w:lineRule="auto"/>
+      </w:pPr>
+      <w:r>
+        <w:rPr>
+          <w:b/>
+          <w:bCs/>
+          <w:highlight w:val="yellow"/>
+        </w:rPr>
+        <w:t>That part… keeps. //</w:t>
+      </w:r>
+    </w:p>
+    <w:p>
+      <w:pPr>
+        <w:spacing w:after="200" w:line="276" w:lineRule="auto"/>
+        <w:rPr>
+          <w:b/>
+          <w:bCs/>
+        </w:rPr>
+      </w:pPr>
+    </w:p>
+    <w:p>
+      <w:pPr>
+        <w:spacing w:after="200" w:line="276" w:lineRule="auto"/>
+      </w:pPr>
+      <w:r>
+        <w:rPr>
+          <w:b/>
+          <w:bCs/>
+        </w:rPr>
+        <w:t>-------------- 1</w:t>
+      </w:r>
+      <w:r>
+        <w:rPr>
+          <w:b/>
+          <w:bCs/>
+        </w:rPr>
         <w:t>2</w:t>
       </w:r>
     </w:p>
     <w:p>
       <w:pPr>
         <w:spacing w:after="200" w:line="276" w:lineRule="auto"/>
-      </w:pPr>
-      <w:r>
-        <w:t>Jesus said: //</w:t>
-      </w:r>
-    </w:p>
-    <w:p>
-      <w:pPr>
-        <w:spacing w:after="200" w:line="276" w:lineRule="auto"/>
-      </w:pPr>
-      <w:r>
-        <w:rPr>
-          <w:b/>
-          <w:bCs/>
-          <w:highlight w:val="yellow"/>
-        </w:rPr>
-        <w:t>“Accumulate for yourselves treasures in heaven… where moth and devouring insect do not destroy… For where your treasure is… there your heart will be also.”</w:t>
-      </w:r>
-      <w:r>
-        <w:rPr>
-          <w:highlight w:val="yellow"/>
-        </w:rPr>
+        <w:rPr>
+          <w:b/>
+          <w:bCs/>
+        </w:rPr>
+      </w:pPr>
+      <w:r>
+        <w:rPr>
+          <w:b/>
+          <w:bCs/>
+          <w:highlight w:val="yellow"/>
+        </w:rPr>
+        <w:t>So, what hope… do we have for Jo Anna? //</w:t>
+      </w:r>
+    </w:p>
+    <w:p>
+      <w:pPr>
+        <w:spacing w:after="200" w:line="276" w:lineRule="auto"/>
+      </w:pPr>
+      <w:r>
+        <w:t>Not the hope… that she earned her way in. / She didn’t. / Nobody does. //</w:t>
+      </w:r>
+    </w:p>
+    <w:p>
+      <w:pPr>
+        <w:spacing w:after="200" w:line="276" w:lineRule="auto"/>
+        <w:rPr>
+          <w:highlight w:val="yellow"/>
+        </w:rPr>
+      </w:pPr>
+    </w:p>
+    <w:p>
+      <w:pPr>
+        <w:spacing w:after="200" w:line="276" w:lineRule="auto"/>
+      </w:pPr>
+      <w:r>
+        <w:rPr>
+          <w:highlight w:val="yellow"/>
+        </w:rPr>
+        <w:t>Listen to the parable Jesus told… about a dinner party. //</w:t>
+      </w:r>
+    </w:p>
+    <w:p>
+      <w:pPr>
+        <w:spacing w:after="200" w:line="276" w:lineRule="auto"/>
+        <w:rPr>
+          <w:b/>
+          <w:bCs/>
+        </w:rPr>
+      </w:pPr>
+      <w:r>
+        <w:rPr>
+          <w:b/>
+          <w:bCs/>
+        </w:rPr>
+        <w:t>A master prepared a banquet. / The respectable guests… made excuses. //</w:t>
+      </w:r>
+    </w:p>
+    <w:p>
+      <w:pPr>
+        <w:spacing w:after="200" w:line="276" w:lineRule="auto"/>
+      </w:pPr>
+      <w:r>
+        <w:rPr>
+          <w:highlight w:val="yellow"/>
+        </w:rPr>
+        <w:t>So, the master said: //</w:t>
+      </w:r>
+    </w:p>
+    <w:p>
+      <w:pPr>
+        <w:spacing w:after="200" w:line="276" w:lineRule="auto"/>
+      </w:pPr>
+      <w:r>
+        <w:rPr>
+          <w:b/>
+          <w:bCs/>
+        </w:rPr>
+        <w:t>“Go out to the highways and country roads and urge people to come in… so that my house will be filled.”</w:t>
+      </w:r>
+      <w:r>
         <w:t xml:space="preserve"> //</w:t>
+      </w:r>
+    </w:p>
+    <w:p>
+      <w:pPr>
+        <w:spacing w:after="200" w:line="276" w:lineRule="auto"/>
+        <w:rPr>
+          <w:b/>
+          <w:bCs/>
+          <w:highlight w:val="yellow"/>
+        </w:rPr>
+      </w:pPr>
+    </w:p>
+    <w:p>
+      <w:pPr>
+        <w:spacing w:after="200" w:line="276" w:lineRule="auto"/>
+        <w:rPr>
+          <w:b/>
+          <w:bCs/>
+        </w:rPr>
+      </w:pPr>
+      <w:r>
+        <w:rPr>
+          <w:b/>
+          <w:bCs/>
+          <w:highlight w:val="yellow"/>
+        </w:rPr>
+        <w:t>Did you hear that? //</w:t>
+      </w:r>
+    </w:p>
+    <w:p>
+      <w:pPr>
+        <w:spacing w:after="200" w:line="276" w:lineRule="auto"/>
+        <w:rPr>
+          <w:b/>
+          <w:bCs/>
+        </w:rPr>
+      </w:pPr>
+      <w:r>
+        <w:rPr>
+          <w:b/>
+          <w:bCs/>
+        </w:rPr>
+        <w:t>God’s table… is not set for the people who deserve a seat. //</w:t>
+      </w:r>
+    </w:p>
+    <w:p>
+      <w:pPr>
+        <w:spacing w:after="200" w:line="276" w:lineRule="auto"/>
+        <w:rPr>
+          <w:b/>
+          <w:bCs/>
+        </w:rPr>
+      </w:pPr>
+      <w:r>
+        <w:rPr>
+          <w:b/>
+          <w:bCs/>
+          <w:highlight w:val="yellow"/>
+        </w:rPr>
+        <w:t>It is set for the people… He calls in anyway. //</w:t>
       </w:r>
     </w:p>
     <w:p>
@@ -3042,59 +3299,306 @@
           <w:i/>
           <w:iCs/>
         </w:rPr>
-        <w:t>Jo Anna heard that sermon… and then went shopping anyway. //</w:t>
-      </w:r>
-    </w:p>
-    <w:p>
-      <w:pPr>
-        <w:spacing w:after="200" w:line="276" w:lineRule="auto"/>
-        <w:rPr>
-          <w:highlight w:val="yellow"/>
-        </w:rPr>
-      </w:pPr>
-    </w:p>
-    <w:p>
-      <w:pPr>
-        <w:spacing w:after="200" w:line="276" w:lineRule="auto"/>
-      </w:pPr>
-      <w:r>
-        <w:rPr>
-          <w:highlight w:val="yellow"/>
-        </w:rPr>
-        <w:lastRenderedPageBreak/>
-        <w:t xml:space="preserve">The </w:t>
-      </w:r>
-      <w:r>
-        <w:rPr>
-          <w:highlight w:val="yellow"/>
-        </w:rPr>
-        <w:t>nice dinnerware</w:t>
-      </w:r>
-      <w:r>
-        <w:rPr>
-          <w:highlight w:val="yellow"/>
-        </w:rPr>
-        <w:t>… will pass to other hands. //</w:t>
-      </w:r>
-    </w:p>
-    <w:p>
-      <w:pPr>
-        <w:spacing w:after="200" w:line="276" w:lineRule="auto"/>
-      </w:pPr>
-      <w:r>
-        <w:t xml:space="preserve">The </w:t>
-      </w:r>
-      <w:r>
-        <w:t xml:space="preserve">bold, </w:t>
-      </w:r>
-      <w:r>
-        <w:t>gold</w:t>
-      </w:r>
-      <w:r>
-        <w:t xml:space="preserve"> decorations</w:t>
-      </w:r>
-      <w:r>
-        <w:t>… will sit on someone else’s shelf. //</w:t>
+        <w:t>If heaven were only for model believers… / it would be a very small dinner party. //</w:t>
+      </w:r>
+    </w:p>
+    <w:p>
+      <w:pPr>
+        <w:spacing w:after="200" w:line="276" w:lineRule="auto"/>
+      </w:pPr>
+      <w:r>
+        <w:rPr>
+          <w:b/>
+          <w:bCs/>
+          <w:highlight w:val="yellow"/>
+        </w:rPr>
+        <w:t>The host wants the house… full. //</w:t>
+      </w:r>
+    </w:p>
+    <w:p>
+      <w:pPr>
+        <w:spacing w:after="200" w:line="276" w:lineRule="auto"/>
+      </w:pPr>
+      <w:r>
+        <w:t xml:space="preserve">Jo Anna… </w:t>
+      </w:r>
+      <w:r>
+        <w:t xml:space="preserve">/ </w:t>
+      </w:r>
+      <w:r>
+        <w:rPr>
+          <w:b/>
+          <w:bCs/>
+        </w:rPr>
+        <w:t>of all people</w:t>
+      </w:r>
+      <w:r>
+        <w:t xml:space="preserve">… </w:t>
+      </w:r>
+      <w:r>
+        <w:t xml:space="preserve">/ </w:t>
+      </w:r>
+      <w:r>
+        <w:t>understood a host like that. //</w:t>
+      </w:r>
+    </w:p>
+    <w:p>
+      <w:pPr>
+        <w:spacing w:after="200" w:line="276" w:lineRule="auto"/>
+        <w:rPr>
+          <w:b/>
+          <w:bCs/>
+        </w:rPr>
+      </w:pPr>
+    </w:p>
+    <w:p>
+      <w:pPr>
+        <w:spacing w:after="200" w:line="276" w:lineRule="auto"/>
+        <w:rPr>
+          <w:b/>
+          <w:bCs/>
+        </w:rPr>
+      </w:pPr>
+    </w:p>
+    <w:p>
+      <w:pPr>
+        <w:spacing w:after="200" w:line="276" w:lineRule="auto"/>
+      </w:pPr>
+      <w:r>
+        <w:rPr>
+          <w:b/>
+          <w:bCs/>
+        </w:rPr>
+        <w:t>-------------- 1</w:t>
+      </w:r>
+      <w:r>
+        <w:rPr>
+          <w:b/>
+          <w:bCs/>
+        </w:rPr>
+        <w:t>3</w:t>
+      </w:r>
+    </w:p>
+    <w:p>
+      <w:pPr>
+        <w:spacing w:after="200" w:line="276" w:lineRule="auto"/>
+      </w:pPr>
+      <w:r>
+        <w:rPr>
+          <w:highlight w:val="yellow"/>
+        </w:rPr>
+        <w:t>And how does the Bible picture that gathering? //</w:t>
+      </w:r>
+    </w:p>
+    <w:p>
+      <w:pPr>
+        <w:spacing w:after="200" w:line="276" w:lineRule="auto"/>
+      </w:pPr>
+      <w:r>
+        <w:t>Not clouds. / Not harps. //</w:t>
+      </w:r>
+    </w:p>
+    <w:p>
+      <w:pPr>
+        <w:spacing w:after="200" w:line="276" w:lineRule="auto"/>
+      </w:pPr>
+      <w:r>
+        <w:rPr>
+          <w:b/>
+          <w:bCs/>
+          <w:highlight w:val="yellow"/>
+        </w:rPr>
+        <w:t>A table. //</w:t>
+      </w:r>
+    </w:p>
+    <w:p>
+      <w:pPr>
+        <w:spacing w:after="200" w:line="276" w:lineRule="auto"/>
+      </w:pPr>
+      <w:r>
+        <w:t>David</w:t>
+      </w:r>
+      <w:r>
+        <w:t xml:space="preserve"> wrote</w:t>
+      </w:r>
+      <w:r>
+        <w:t xml:space="preserve">: </w:t>
+      </w:r>
+      <w:r>
+        <w:rPr>
+          <w:b/>
+          <w:bCs/>
+        </w:rPr>
+        <w:t>“You prepare a feast before me… my cup is completely full.”</w:t>
+      </w:r>
+      <w:r>
+        <w:t xml:space="preserve"> //</w:t>
+      </w:r>
+    </w:p>
+    <w:p>
+      <w:pPr>
+        <w:spacing w:after="200" w:line="276" w:lineRule="auto"/>
+      </w:pPr>
+      <w:r>
+        <w:rPr>
+          <w:highlight w:val="yellow"/>
+        </w:rPr>
+        <w:t>Isaiah</w:t>
+      </w:r>
+      <w:r>
+        <w:rPr>
+          <w:highlight w:val="yellow"/>
+        </w:rPr>
+        <w:t xml:space="preserve"> prophesied</w:t>
+      </w:r>
+      <w:r>
+        <w:rPr>
+          <w:highlight w:val="yellow"/>
+        </w:rPr>
+        <w:t xml:space="preserve">: </w:t>
+      </w:r>
+      <w:r>
+        <w:rPr>
+          <w:highlight w:val="yellow"/>
+        </w:rPr>
+        <w:t>[The LORD will prepare] a</w:t>
+      </w:r>
+      <w:r>
+        <w:rPr>
+          <w:highlight w:val="yellow"/>
+        </w:rPr>
+        <w:t xml:space="preserve"> </w:t>
+      </w:r>
+      <w:r>
+        <w:rPr>
+          <w:b/>
+          <w:bCs/>
+          <w:highlight w:val="yellow"/>
+        </w:rPr>
+        <w:t>banquet</w:t>
+      </w:r>
+      <w:r>
+        <w:rPr>
+          <w:highlight w:val="yellow"/>
+        </w:rPr>
+        <w:t xml:space="preserve"> on the mountain… where God </w:t>
+      </w:r>
+      <w:r>
+        <w:rPr>
+          <w:b/>
+          <w:bCs/>
+          <w:highlight w:val="yellow"/>
+        </w:rPr>
+        <w:t xml:space="preserve">“will swallow up death </w:t>
+      </w:r>
+      <w:r>
+        <w:rPr>
+          <w:b/>
+          <w:bCs/>
+          <w:highlight w:val="yellow"/>
+        </w:rPr>
+        <w:t>permanently”</w:t>
+      </w:r>
+      <w:r>
+        <w:rPr>
+          <w:highlight w:val="yellow"/>
+        </w:rPr>
+        <w:t xml:space="preserve"> …</w:t>
+      </w:r>
+      <w:r>
+        <w:rPr>
+          <w:highlight w:val="yellow"/>
+        </w:rPr>
+        <w:t xml:space="preserve"> and </w:t>
+      </w:r>
+      <w:r>
+        <w:rPr>
+          <w:b/>
+          <w:bCs/>
+          <w:highlight w:val="yellow"/>
+        </w:rPr>
+        <w:t>“wipe away the tears from every face.”</w:t>
+      </w:r>
+      <w:r>
+        <w:rPr>
+          <w:highlight w:val="yellow"/>
+        </w:rPr>
+        <w:t xml:space="preserve"> //</w:t>
+      </w:r>
+    </w:p>
+    <w:p>
+      <w:pPr>
+        <w:spacing w:after="200" w:line="276" w:lineRule="auto"/>
+      </w:pPr>
+      <w:r>
+        <w:t>Revelation</w:t>
+      </w:r>
+      <w:r>
+        <w:t xml:space="preserve"> reads</w:t>
+      </w:r>
+      <w:r>
+        <w:t xml:space="preserve">: </w:t>
+      </w:r>
+      <w:r>
+        <w:rPr>
+          <w:b/>
+          <w:bCs/>
+        </w:rPr>
+        <w:t>“Blessed are those who are invited… to the banquet at the wedding celebration of the Lamb!”</w:t>
+      </w:r>
+      <w:r>
+        <w:t xml:space="preserve"> //</w:t>
+      </w:r>
+    </w:p>
+    <w:p>
+      <w:pPr>
+        <w:spacing w:after="200" w:line="276" w:lineRule="auto"/>
+      </w:pPr>
+    </w:p>
+    <w:p>
+      <w:pPr>
+        <w:spacing w:after="200" w:line="276" w:lineRule="auto"/>
+      </w:pPr>
+      <w:r>
+        <w:t xml:space="preserve">Jesus </w:t>
+      </w:r>
+      <w:proofErr w:type="gramStart"/>
+      <w:r>
+        <w:t xml:space="preserve">said </w:t>
+      </w:r>
+      <w:r>
+        <w:t xml:space="preserve"> </w:t>
+      </w:r>
+      <w:r>
+        <w:rPr>
+          <w:b/>
+          <w:bCs/>
+          <w:highlight w:val="yellow"/>
+        </w:rPr>
+        <w:t>“</w:t>
+      </w:r>
+      <w:proofErr w:type="gramEnd"/>
+      <w:r>
+        <w:rPr>
+          <w:b/>
+          <w:bCs/>
+          <w:highlight w:val="yellow"/>
+        </w:rPr>
+        <w:t>I am going away to make ready a place for you… and I will come again and take you to be with me.”</w:t>
+      </w:r>
+      <w:r>
+        <w:rPr>
+          <w:highlight w:val="yellow"/>
+        </w:rPr>
+        <w:t xml:space="preserve"> //</w:t>
+      </w:r>
+    </w:p>
+    <w:p>
+      <w:pPr>
+        <w:spacing w:after="200" w:line="276" w:lineRule="auto"/>
+      </w:pPr>
+      <w:r>
+        <w:t>Making ready a place. / Preparing rooms. / Setting a table. //</w:t>
       </w:r>
     </w:p>
     <w:p>
@@ -3115,210 +3619,46 @@
           <w:szCs w:val="24"/>
           <w:highlight w:val="yellow"/>
         </w:rPr>
-        <w:t>But some of what she gathered… was real treasure --</w:t>
-      </w:r>
-    </w:p>
-    <w:p>
-      <w:pPr>
-        <w:spacing w:after="200" w:line="276" w:lineRule="auto"/>
-        <w:rPr>
-          <w:b/>
-          <w:bCs/>
-        </w:rPr>
-      </w:pPr>
-      <w:r>
-        <w:rPr>
-          <w:b/>
-          <w:bCs/>
-        </w:rPr>
-        <w:t xml:space="preserve">The full tables… the </w:t>
-      </w:r>
-      <w:r>
-        <w:rPr>
-          <w:b/>
-          <w:bCs/>
-        </w:rPr>
-        <w:t>hopeful</w:t>
-      </w:r>
-      <w:r>
-        <w:rPr>
-          <w:b/>
-          <w:bCs/>
-        </w:rPr>
-        <w:t xml:space="preserve"> times… the small kindnesses to children… the quiet generosity. //</w:t>
-      </w:r>
-    </w:p>
-    <w:p>
-      <w:pPr>
-        <w:spacing w:after="200" w:line="276" w:lineRule="auto"/>
-      </w:pPr>
-      <w:r>
-        <w:rPr>
-          <w:b/>
-          <w:bCs/>
-          <w:highlight w:val="yellow"/>
-        </w:rPr>
-        <w:t>That part… keeps. //</w:t>
-      </w:r>
-    </w:p>
-    <w:p>
-      <w:pPr>
-        <w:spacing w:after="200" w:line="276" w:lineRule="auto"/>
-        <w:rPr>
-          <w:b/>
-          <w:bCs/>
-        </w:rPr>
-      </w:pPr>
-    </w:p>
-    <w:p>
-      <w:pPr>
-        <w:spacing w:after="200" w:line="276" w:lineRule="auto"/>
-      </w:pPr>
-      <w:r>
-        <w:rPr>
-          <w:b/>
-          <w:bCs/>
-        </w:rPr>
-        <w:t>-------------- 1</w:t>
-      </w:r>
-      <w:r>
-        <w:rPr>
-          <w:b/>
-          <w:bCs/>
-        </w:rPr>
-        <w:t>3</w:t>
-      </w:r>
-    </w:p>
-    <w:p>
-      <w:pPr>
-        <w:spacing w:after="200" w:line="276" w:lineRule="auto"/>
-        <w:rPr>
-          <w:b/>
-          <w:bCs/>
-        </w:rPr>
-      </w:pPr>
-      <w:r>
-        <w:rPr>
-          <w:b/>
-          <w:bCs/>
-          <w:highlight w:val="yellow"/>
-        </w:rPr>
-        <w:t>So, what hope… do we have for Jo Anna? //</w:t>
-      </w:r>
-    </w:p>
-    <w:p>
-      <w:pPr>
-        <w:spacing w:after="200" w:line="276" w:lineRule="auto"/>
-      </w:pPr>
-      <w:r>
-        <w:t>Not the hope… that she earned her way in. / She didn’t. / Nobody does. //</w:t>
-      </w:r>
-    </w:p>
-    <w:p>
-      <w:pPr>
-        <w:spacing w:after="200" w:line="276" w:lineRule="auto"/>
-        <w:rPr>
-          <w:highlight w:val="yellow"/>
-        </w:rPr>
-      </w:pPr>
-    </w:p>
-    <w:p>
-      <w:pPr>
-        <w:spacing w:after="200" w:line="276" w:lineRule="auto"/>
-      </w:pPr>
-      <w:r>
-        <w:rPr>
-          <w:highlight w:val="yellow"/>
-        </w:rPr>
-        <w:t>Listen to the parable Jesus told… about a dinner party. //</w:t>
-      </w:r>
-    </w:p>
-    <w:p>
-      <w:pPr>
-        <w:spacing w:after="200" w:line="276" w:lineRule="auto"/>
-        <w:rPr>
-          <w:b/>
-          <w:bCs/>
-        </w:rPr>
-      </w:pPr>
-      <w:r>
-        <w:rPr>
-          <w:b/>
-          <w:bCs/>
-        </w:rPr>
-        <w:t>A master prepared a banquet. / The respectable guests… made excuses. //</w:t>
-      </w:r>
-    </w:p>
-    <w:p>
-      <w:pPr>
-        <w:spacing w:after="200" w:line="276" w:lineRule="auto"/>
-      </w:pPr>
-      <w:r>
-        <w:rPr>
-          <w:highlight w:val="yellow"/>
-        </w:rPr>
-        <w:t>So, the master said: //</w:t>
-      </w:r>
-    </w:p>
-    <w:p>
-      <w:pPr>
-        <w:spacing w:after="200" w:line="276" w:lineRule="auto"/>
-      </w:pPr>
-      <w:r>
-        <w:rPr>
-          <w:b/>
-          <w:bCs/>
-        </w:rPr>
-        <w:t>“Go out to the highways and country roads and urge people to come in… so that my house will be filled.”</w:t>
-      </w:r>
-      <w:r>
-        <w:t xml:space="preserve"> //</w:t>
-      </w:r>
-    </w:p>
-    <w:p>
-      <w:pPr>
-        <w:spacing w:after="200" w:line="276" w:lineRule="auto"/>
-        <w:rPr>
-          <w:b/>
-          <w:bCs/>
-          <w:highlight w:val="yellow"/>
-        </w:rPr>
-      </w:pPr>
-    </w:p>
-    <w:p>
-      <w:pPr>
-        <w:spacing w:after="200" w:line="276" w:lineRule="auto"/>
-        <w:rPr>
-          <w:b/>
-          <w:bCs/>
-        </w:rPr>
-      </w:pPr>
-      <w:r>
-        <w:rPr>
-          <w:b/>
-          <w:bCs/>
-          <w:highlight w:val="yellow"/>
-        </w:rPr>
-        <w:t>Did you hear that? //</w:t>
-      </w:r>
-    </w:p>
-    <w:p>
-      <w:pPr>
-        <w:spacing w:after="200" w:line="276" w:lineRule="auto"/>
-      </w:pPr>
-      <w:r>
-        <w:t>God’s table… is not set for the people who deserve a seat. //</w:t>
-      </w:r>
-    </w:p>
-    <w:p>
-      <w:pPr>
-        <w:spacing w:after="200" w:line="276" w:lineRule="auto"/>
-      </w:pPr>
-      <w:r>
-        <w:rPr>
-          <w:highlight w:val="yellow"/>
-        </w:rPr>
-        <w:t>It is set for the people… He calls in anyway. //</w:t>
+        <w:t xml:space="preserve">Jesus is doing for Jo Anna… / what Jo Anna spent her life </w:t>
+      </w:r>
+      <w:r>
+        <w:rPr>
+          <w:b/>
+          <w:bCs/>
+          <w:sz w:val="24"/>
+          <w:szCs w:val="24"/>
+          <w:highlight w:val="yellow"/>
+        </w:rPr>
+        <w:t xml:space="preserve">wanting to </w:t>
+      </w:r>
+      <w:r>
+        <w:rPr>
+          <w:b/>
+          <w:bCs/>
+          <w:sz w:val="24"/>
+          <w:szCs w:val="24"/>
+          <w:highlight w:val="yellow"/>
+        </w:rPr>
+        <w:t>do… for everyone else. //</w:t>
+      </w:r>
+    </w:p>
+    <w:p>
+      <w:pPr>
+        <w:spacing w:after="200" w:line="276" w:lineRule="auto"/>
+      </w:pPr>
+      <w:r>
+        <w:t>At His table… there is no depression… no nerve pain… no fading memory… no tears. //</w:t>
+      </w:r>
+    </w:p>
+    <w:p>
+      <w:pPr>
+        <w:spacing w:after="200" w:line="276" w:lineRule="auto"/>
+      </w:pPr>
+      <w:r>
+        <w:rPr>
+          <w:highlight w:val="yellow"/>
+        </w:rPr>
+        <w:t>Revelation says the main street of that city… is pure gold. //</w:t>
       </w:r>
     </w:p>
     <w:p>
@@ -3330,413 +3670,48 @@
           <w:i/>
           <w:iCs/>
         </w:rPr>
-        <w:t>If heaven were only for model believers… / it would be a very small dinner party. //</w:t>
-      </w:r>
-    </w:p>
-    <w:p>
-      <w:pPr>
-        <w:spacing w:after="200" w:line="276" w:lineRule="auto"/>
-      </w:pPr>
-      <w:r>
-        <w:rPr>
-          <w:b/>
-          <w:bCs/>
-          <w:highlight w:val="yellow"/>
-        </w:rPr>
-        <w:t>The host wants the house… full. //</w:t>
-      </w:r>
-    </w:p>
-    <w:p>
-      <w:pPr>
-        <w:spacing w:after="200" w:line="276" w:lineRule="auto"/>
-      </w:pPr>
-      <w:r>
-        <w:t xml:space="preserve">Jo Anna… </w:t>
-      </w:r>
-      <w:r>
-        <w:t xml:space="preserve">/ </w:t>
-      </w:r>
-      <w:r>
-        <w:rPr>
-          <w:b/>
-          <w:bCs/>
-        </w:rPr>
-        <w:t>of all people</w:t>
-      </w:r>
-      <w:r>
-        <w:t xml:space="preserve">… </w:t>
-      </w:r>
-      <w:r>
-        <w:t xml:space="preserve">/ </w:t>
-      </w:r>
-      <w:r>
-        <w:t>understood a host like that. //</w:t>
-      </w:r>
-    </w:p>
-    <w:p>
-      <w:pPr>
-        <w:spacing w:after="200" w:line="276" w:lineRule="auto"/>
-        <w:rPr>
-          <w:b/>
-          <w:bCs/>
-        </w:rPr>
-      </w:pPr>
-    </w:p>
-    <w:p>
-      <w:pPr>
-        <w:spacing w:after="200" w:line="276" w:lineRule="auto"/>
-        <w:rPr>
-          <w:b/>
-          <w:bCs/>
-        </w:rPr>
-      </w:pPr>
-    </w:p>
-    <w:p>
-      <w:pPr>
-        <w:spacing w:after="200" w:line="276" w:lineRule="auto"/>
-      </w:pPr>
-      <w:r>
-        <w:rPr>
-          <w:b/>
-          <w:bCs/>
-        </w:rPr>
-        <w:t>-------------- 15</w:t>
-      </w:r>
-    </w:p>
-    <w:p>
-      <w:pPr>
-        <w:spacing w:after="200" w:line="276" w:lineRule="auto"/>
-      </w:pPr>
-      <w:r>
-        <w:rPr>
-          <w:highlight w:val="yellow"/>
-        </w:rPr>
-        <w:t>And how does the Bible picture that gathering? //</w:t>
-      </w:r>
-    </w:p>
-    <w:p>
-      <w:pPr>
-        <w:spacing w:after="200" w:line="276" w:lineRule="auto"/>
-      </w:pPr>
-      <w:r>
-        <w:t>Not clouds. / Not harps. //</w:t>
-      </w:r>
-    </w:p>
-    <w:p>
-      <w:pPr>
-        <w:spacing w:after="200" w:line="276" w:lineRule="auto"/>
-      </w:pPr>
-      <w:r>
-        <w:rPr>
-          <w:b/>
-          <w:bCs/>
-          <w:highlight w:val="yellow"/>
-        </w:rPr>
-        <w:t>A table. //</w:t>
-      </w:r>
-    </w:p>
-    <w:p>
-      <w:pPr>
-        <w:spacing w:after="200" w:line="276" w:lineRule="auto"/>
-      </w:pPr>
-      <w:r>
-        <w:t>David</w:t>
-      </w:r>
-      <w:r>
-        <w:t xml:space="preserve"> wrote</w:t>
-      </w:r>
-      <w:r>
-        <w:t xml:space="preserve">: </w:t>
-      </w:r>
-      <w:r>
-        <w:rPr>
-          <w:b/>
-          <w:bCs/>
-        </w:rPr>
-        <w:t>“You prepare a feast before me… my cup is completely full.”</w:t>
-      </w:r>
-      <w:r>
-        <w:t xml:space="preserve"> //</w:t>
-      </w:r>
-    </w:p>
-    <w:p>
-      <w:pPr>
-        <w:spacing w:after="200" w:line="276" w:lineRule="auto"/>
-      </w:pPr>
-      <w:r>
-        <w:rPr>
-          <w:highlight w:val="yellow"/>
-        </w:rPr>
-        <w:t>Isaiah</w:t>
-      </w:r>
-      <w:r>
-        <w:rPr>
-          <w:highlight w:val="yellow"/>
-        </w:rPr>
-        <w:t xml:space="preserve"> prophesied</w:t>
-      </w:r>
-      <w:r>
-        <w:rPr>
-          <w:highlight w:val="yellow"/>
-        </w:rPr>
-        <w:t xml:space="preserve">: </w:t>
-      </w:r>
-      <w:r>
-        <w:rPr>
-          <w:highlight w:val="yellow"/>
-        </w:rPr>
-        <w:t>[The LORD will prepare] a</w:t>
-      </w:r>
-      <w:r>
-        <w:rPr>
-          <w:highlight w:val="yellow"/>
-        </w:rPr>
-        <w:t xml:space="preserve"> </w:t>
-      </w:r>
-      <w:r>
-        <w:rPr>
-          <w:b/>
-          <w:bCs/>
-          <w:highlight w:val="yellow"/>
-        </w:rPr>
-        <w:t>banquet</w:t>
-      </w:r>
-      <w:r>
-        <w:rPr>
-          <w:highlight w:val="yellow"/>
-        </w:rPr>
-        <w:t xml:space="preserve"> on the mountain… where God </w:t>
-      </w:r>
-      <w:r>
-        <w:rPr>
-          <w:b/>
-          <w:bCs/>
-          <w:highlight w:val="yellow"/>
-        </w:rPr>
-        <w:t xml:space="preserve">“will swallow up death </w:t>
-      </w:r>
-      <w:r>
-        <w:rPr>
-          <w:b/>
-          <w:bCs/>
-          <w:highlight w:val="yellow"/>
-        </w:rPr>
-        <w:t>permanently”</w:t>
-      </w:r>
-      <w:r>
-        <w:rPr>
-          <w:highlight w:val="yellow"/>
-        </w:rPr>
-        <w:t xml:space="preserve"> …</w:t>
-      </w:r>
-      <w:r>
-        <w:rPr>
-          <w:highlight w:val="yellow"/>
-        </w:rPr>
-        <w:t xml:space="preserve"> and </w:t>
-      </w:r>
-      <w:r>
-        <w:rPr>
-          <w:b/>
-          <w:bCs/>
-          <w:highlight w:val="yellow"/>
-        </w:rPr>
-        <w:t>“wipe away the tears from every face.”</w:t>
-      </w:r>
-      <w:r>
-        <w:rPr>
-          <w:highlight w:val="yellow"/>
-        </w:rPr>
-        <w:t xml:space="preserve"> //</w:t>
-      </w:r>
-    </w:p>
-    <w:p>
-      <w:pPr>
-        <w:spacing w:after="200" w:line="276" w:lineRule="auto"/>
-      </w:pPr>
-      <w:r>
-        <w:t>Revelation</w:t>
-      </w:r>
-      <w:r>
-        <w:t xml:space="preserve"> reads</w:t>
-      </w:r>
-      <w:r>
-        <w:t xml:space="preserve">: </w:t>
-      </w:r>
-      <w:r>
-        <w:rPr>
-          <w:b/>
-          <w:bCs/>
-        </w:rPr>
-        <w:t>“Blessed are those who are invited… to the banquet at the wedding celebration of the Lamb!”</w:t>
-      </w:r>
-      <w:r>
-        <w:t xml:space="preserve"> //</w:t>
-      </w:r>
-    </w:p>
-    <w:p>
-      <w:pPr>
-        <w:spacing w:after="200" w:line="276" w:lineRule="auto"/>
-      </w:pPr>
-    </w:p>
-    <w:p>
-      <w:pPr>
-        <w:spacing w:after="200" w:line="276" w:lineRule="auto"/>
-      </w:pPr>
-      <w:r>
-        <w:lastRenderedPageBreak/>
-        <w:t xml:space="preserve">Jesus </w:t>
-      </w:r>
-      <w:proofErr w:type="gramStart"/>
-      <w:r>
-        <w:t xml:space="preserve">said </w:t>
-      </w:r>
-      <w:r>
-        <w:t xml:space="preserve"> </w:t>
-      </w:r>
-      <w:r>
-        <w:rPr>
-          <w:b/>
-          <w:bCs/>
-          <w:highlight w:val="yellow"/>
-        </w:rPr>
-        <w:t>“</w:t>
-      </w:r>
-      <w:proofErr w:type="gramEnd"/>
-      <w:r>
-        <w:rPr>
-          <w:b/>
-          <w:bCs/>
-          <w:highlight w:val="yellow"/>
-        </w:rPr>
-        <w:t>I am going away to make ready a place for you… and I will come again and take you to be with me.”</w:t>
-      </w:r>
-      <w:r>
-        <w:rPr>
-          <w:highlight w:val="yellow"/>
-        </w:rPr>
-        <w:t xml:space="preserve"> //</w:t>
-      </w:r>
-    </w:p>
-    <w:p>
-      <w:pPr>
-        <w:spacing w:after="200" w:line="276" w:lineRule="auto"/>
-      </w:pPr>
-      <w:r>
-        <w:t>Making ready a place. / Preparing rooms. / Setting a table. //</w:t>
-      </w:r>
-    </w:p>
-    <w:p>
-      <w:pPr>
-        <w:spacing w:after="200" w:line="276" w:lineRule="auto"/>
-        <w:rPr>
-          <w:b/>
-          <w:bCs/>
-          <w:sz w:val="24"/>
-          <w:szCs w:val="24"/>
-        </w:rPr>
-      </w:pPr>
-      <w:r>
-        <w:rPr>
-          <w:b/>
-          <w:bCs/>
-          <w:sz w:val="24"/>
-          <w:szCs w:val="24"/>
-          <w:highlight w:val="yellow"/>
-        </w:rPr>
-        <w:t xml:space="preserve">Jesus is doing for Jo Anna… / what Jo Anna spent her life </w:t>
-      </w:r>
-      <w:r>
-        <w:rPr>
-          <w:b/>
-          <w:bCs/>
-          <w:sz w:val="24"/>
-          <w:szCs w:val="24"/>
-          <w:highlight w:val="yellow"/>
-        </w:rPr>
-        <w:t xml:space="preserve">wanting to </w:t>
-      </w:r>
-      <w:r>
-        <w:rPr>
-          <w:b/>
-          <w:bCs/>
-          <w:sz w:val="24"/>
-          <w:szCs w:val="24"/>
-          <w:highlight w:val="yellow"/>
-        </w:rPr>
-        <w:t>do… for everyone else. //</w:t>
-      </w:r>
-    </w:p>
-    <w:p>
-      <w:pPr>
-        <w:spacing w:after="200" w:line="276" w:lineRule="auto"/>
-      </w:pPr>
-      <w:r>
-        <w:t>At His table… there is no depression… no nerve pain… no fading memory… no tears. //</w:t>
-      </w:r>
-    </w:p>
-    <w:p>
-      <w:pPr>
-        <w:spacing w:after="200" w:line="276" w:lineRule="auto"/>
-      </w:pPr>
-      <w:r>
-        <w:rPr>
-          <w:highlight w:val="yellow"/>
-        </w:rPr>
-        <w:t>Revelation says the main street of that city… is pure gold. //</w:t>
-      </w:r>
-    </w:p>
-    <w:p>
-      <w:pPr>
-        <w:spacing w:after="200" w:line="276" w:lineRule="auto"/>
-      </w:pPr>
+        <w:t xml:space="preserve">Jo Anna will approve of </w:t>
+      </w:r>
       <w:r>
         <w:rPr>
           <w:i/>
           <w:iCs/>
         </w:rPr>
-        <w:t xml:space="preserve">Jo Anna will approve of </w:t>
+        <w:t>these</w:t>
       </w:r>
       <w:r>
         <w:rPr>
           <w:i/>
           <w:iCs/>
         </w:rPr>
-        <w:t>these</w:t>
+        <w:t xml:space="preserve"> </w:t>
       </w:r>
       <w:r>
         <w:rPr>
           <w:i/>
           <w:iCs/>
         </w:rPr>
-        <w:t xml:space="preserve"> </w:t>
+        <w:t>decorations</w:t>
       </w:r>
       <w:r>
         <w:rPr>
           <w:i/>
           <w:iCs/>
         </w:rPr>
-        <w:t>decorations</w:t>
+        <w:t>. / And knowing her… she</w:t>
       </w:r>
       <w:r>
         <w:rPr>
           <w:i/>
           <w:iCs/>
         </w:rPr>
-        <w:t>. / And knowing her… she</w:t>
+        <w:t xml:space="preserve"> might</w:t>
       </w:r>
       <w:r>
         <w:rPr>
           <w:i/>
           <w:iCs/>
         </w:rPr>
-        <w:t xml:space="preserve"> might</w:t>
-      </w:r>
-      <w:r>
-        <w:rPr>
-          <w:i/>
-          <w:iCs/>
-        </w:rPr>
         <w:t xml:space="preserve"> have suggestions. //</w:t>
       </w:r>
     </w:p>
@@ -3752,13 +3727,39 @@
     <w:p>
       <w:pPr>
         <w:spacing w:after="200" w:line="276" w:lineRule="auto"/>
-      </w:pPr>
-      <w:r>
-        <w:rPr>
-          <w:b/>
-          <w:bCs/>
-        </w:rPr>
-        <w:t>-------------- 16</w:t>
+        <w:rPr>
+          <w:b/>
+          <w:bCs/>
+        </w:rPr>
+      </w:pPr>
+    </w:p>
+    <w:p>
+      <w:pPr>
+        <w:spacing w:after="200" w:line="276" w:lineRule="auto"/>
+        <w:rPr>
+          <w:b/>
+          <w:bCs/>
+        </w:rPr>
+      </w:pPr>
+    </w:p>
+    <w:p>
+      <w:pPr>
+        <w:spacing w:after="200" w:line="276" w:lineRule="auto"/>
+      </w:pPr>
+      <w:r>
+        <w:rPr>
+          <w:b/>
+          <w:bCs/>
+        </w:rPr>
+        <w:lastRenderedPageBreak/>
+        <w:t>-------------- 1</w:t>
+      </w:r>
+      <w:r>
+        <w:rPr>
+          <w:b/>
+          <w:bCs/>
+        </w:rPr>
+        <w:t>4</w:t>
       </w:r>
     </w:p>
     <w:p>
@@ -3916,7 +3917,14 @@
           <w:b/>
           <w:bCs/>
         </w:rPr>
-        <w:t>-------------- 17</w:t>
+        <w:t>-------------- 1</w:t>
+      </w:r>
+      <w:r>
+        <w:rPr>
+          <w:b/>
+          <w:bCs/>
+        </w:rPr>
+        <w:t>5</w:t>
       </w:r>
     </w:p>
     <w:p>
@@ -4140,6 +4148,16 @@
       </w:r>
       <w:r>
         <w:t>. //</w:t>
+      </w:r>
+    </w:p>
+    <w:p>
+      <w:pPr>
+        <w:spacing w:after="200" w:line="276" w:lineRule="auto"/>
+      </w:pPr>
+    </w:p>
+    <w:p>
+      <w:r>
+        <w:br w:type="page"/>
       </w:r>
     </w:p>
     <w:p>

--- a/2026-Q3/Devotionals/EulogyForJoAnnaParker-Rev7.docx
+++ b/2026-Q3/Devotionals/EulogyForJoAnnaParker-Rev7.docx
@@ -118,16 +118,6 @@
       <w:pPr>
         <w:spacing w:after="200" w:line="276" w:lineRule="auto"/>
         <w:rPr>
-          <w:b/>
-          <w:bCs/>
-          <w:highlight w:val="yellow"/>
-        </w:rPr>
-      </w:pPr>
-    </w:p>
-    <w:p>
-      <w:pPr>
-        <w:spacing w:after="200" w:line="276" w:lineRule="auto"/>
-        <w:rPr>
           <w:strike/>
         </w:rPr>
       </w:pPr>
@@ -185,15 +175,7 @@
           <w:bCs/>
           <w:highlight w:val="yellow"/>
         </w:rPr>
-        <w:t>;</w:t>
-      </w:r>
-      <w:r>
-        <w:rPr>
-          <w:b/>
-          <w:bCs/>
-          <w:highlight w:val="yellow"/>
-        </w:rPr>
-        <w:t xml:space="preserve"> </w:t>
+        <w:t xml:space="preserve">.  / </w:t>
       </w:r>
       <w:r>
         <w:rPr>
@@ -225,7 +207,23 @@
           <w:bCs/>
           <w:highlight w:val="yellow"/>
         </w:rPr>
-        <w:t xml:space="preserve"> and try to articulate her hope for reconciliation and communion with you all</w:t>
+        <w:t xml:space="preserve"> and try to articulate her hope for reconciliation and communion</w:t>
+      </w:r>
+      <w:r>
+        <w:rPr>
+          <w:b/>
+          <w:bCs/>
+          <w:highlight w:val="yellow"/>
+        </w:rPr>
+        <w:t>, even celebration,</w:t>
+      </w:r>
+      <w:r>
+        <w:rPr>
+          <w:b/>
+          <w:bCs/>
+          <w:highlight w:val="yellow"/>
+        </w:rPr>
+        <w:t xml:space="preserve"> with you all</w:t>
       </w:r>
       <w:r>
         <w:rPr>
@@ -686,25 +684,25 @@
           <w:b/>
           <w:bCs/>
         </w:rPr>
+        <w:t xml:space="preserve">-------------- </w:t>
+      </w:r>
+      <w:r>
+        <w:rPr>
+          <w:b/>
+          <w:bCs/>
+        </w:rPr>
+        <w:t>3</w:t>
+      </w:r>
+    </w:p>
+    <w:p>
+      <w:pPr>
+        <w:spacing w:after="200" w:line="276" w:lineRule="auto"/>
+      </w:pPr>
+      <w:r>
+        <w:rPr>
+          <w:highlight w:val="yellow"/>
+        </w:rPr>
         <w:lastRenderedPageBreak/>
-        <w:t xml:space="preserve">-------------- </w:t>
-      </w:r>
-      <w:r>
-        <w:rPr>
-          <w:b/>
-          <w:bCs/>
-        </w:rPr>
-        <w:t>3</w:t>
-      </w:r>
-    </w:p>
-    <w:p>
-      <w:pPr>
-        <w:spacing w:after="200" w:line="276" w:lineRule="auto"/>
-      </w:pPr>
-      <w:r>
-        <w:rPr>
-          <w:highlight w:val="yellow"/>
-        </w:rPr>
         <w:t>And then… there was Bill. //</w:t>
       </w:r>
     </w:p>
@@ -1217,27 +1215,27 @@
         <w:rPr>
           <w:highlight w:val="yellow"/>
         </w:rPr>
+        <w:t xml:space="preserve">Serving dishes… for every </w:t>
+      </w:r>
+      <w:r>
+        <w:rPr>
+          <w:highlight w:val="yellow"/>
+        </w:rPr>
+        <w:t>type of cuisine</w:t>
+      </w:r>
+      <w:r>
+        <w:rPr>
+          <w:highlight w:val="yellow"/>
+        </w:rPr>
+        <w:t>. /</w:t>
+      </w:r>
+    </w:p>
+    <w:p>
+      <w:pPr>
+        <w:spacing w:after="200" w:line="276" w:lineRule="auto"/>
+      </w:pPr>
+      <w:r>
         <w:lastRenderedPageBreak/>
-        <w:t xml:space="preserve">Serving dishes… for every </w:t>
-      </w:r>
-      <w:r>
-        <w:rPr>
-          <w:highlight w:val="yellow"/>
-        </w:rPr>
-        <w:t>type of cuisine</w:t>
-      </w:r>
-      <w:r>
-        <w:rPr>
-          <w:highlight w:val="yellow"/>
-        </w:rPr>
-        <w:t>. /</w:t>
-      </w:r>
-    </w:p>
-    <w:p>
-      <w:pPr>
-        <w:spacing w:after="200" w:line="276" w:lineRule="auto"/>
-      </w:pPr>
-      <w:r>
         <w:t>Glassware</w:t>
       </w:r>
       <w:r>
@@ -1763,39 +1761,55 @@
           <w:b/>
           <w:bCs/>
         </w:rPr>
+        <w:t>She suffere</w:t>
+      </w:r>
+      <w:r>
+        <w:rPr>
+          <w:b/>
+          <w:bCs/>
+        </w:rPr>
+        <w:t xml:space="preserve">d… </w:t>
+      </w:r>
+      <w:proofErr w:type="gramStart"/>
+      <w:r>
+        <w:rPr>
+          <w:b/>
+          <w:bCs/>
+        </w:rPr>
+        <w:t>/  She</w:t>
+      </w:r>
+      <w:proofErr w:type="gramEnd"/>
+      <w:r>
+        <w:rPr>
+          <w:b/>
+          <w:bCs/>
+        </w:rPr>
+        <w:t xml:space="preserve"> wanted it to stop.  </w:t>
+      </w:r>
+      <w:r>
+        <w:rPr>
+          <w:b/>
+          <w:bCs/>
+        </w:rPr>
+        <w:t>//</w:t>
+      </w:r>
+    </w:p>
+    <w:p>
+      <w:pPr>
+        <w:spacing w:after="200" w:line="276" w:lineRule="auto"/>
+        <w:rPr>
+          <w:b/>
+          <w:bCs/>
+          <w:highlight w:val="yellow"/>
+        </w:rPr>
+      </w:pPr>
+      <w:r>
+        <w:rPr>
+          <w:b/>
+          <w:bCs/>
+          <w:highlight w:val="yellow"/>
+        </w:rPr>
         <w:lastRenderedPageBreak/>
-        <w:t>She suffered</w:t>
-      </w:r>
-      <w:r>
-        <w:rPr>
-          <w:b/>
-          <w:bCs/>
-          <w:strike/>
-        </w:rPr>
-        <w:t>.</w:t>
-      </w:r>
-      <w:r>
-        <w:rPr>
-          <w:b/>
-          <w:bCs/>
-        </w:rPr>
-        <w:t xml:space="preserve"> //</w:t>
-      </w:r>
-    </w:p>
-    <w:p>
-      <w:pPr>
-        <w:spacing w:after="200" w:line="276" w:lineRule="auto"/>
-        <w:rPr>
-          <w:b/>
-          <w:bCs/>
-        </w:rPr>
-      </w:pPr>
-      <w:r>
-        <w:rPr>
-          <w:b/>
-          <w:bCs/>
-          <w:highlight w:val="yellow"/>
-        </w:rPr>
         <w:t xml:space="preserve">She never really realized that suffering is </w:t>
       </w:r>
       <w:r>
@@ -1836,7 +1850,32 @@
           <w:bCs/>
           <w:highlight w:val="yellow"/>
         </w:rPr>
-        <w:t xml:space="preserve"> purpose of suffering is to draw us closer to ultimate Truth, to the Good, to our Creator.  The angels in heaven watch in awe as we, lowly humans, endure what </w:t>
+        <w:t xml:space="preserve"> purpose of suffering is to draw us closer to ultimate Truth, to the Good, to our Creator.  </w:t>
+      </w:r>
+      <w:r>
+        <w:rPr>
+          <w:b/>
+          <w:bCs/>
+          <w:highlight w:val="yellow"/>
+        </w:rPr>
+        <w:t>//</w:t>
+      </w:r>
+    </w:p>
+    <w:p>
+      <w:pPr>
+        <w:spacing w:after="200" w:line="276" w:lineRule="auto"/>
+        <w:rPr>
+          <w:b/>
+          <w:bCs/>
+        </w:rPr>
+      </w:pPr>
+      <w:r>
+        <w:rPr>
+          <w:b/>
+          <w:bCs/>
+          <w:highlight w:val="yellow"/>
+        </w:rPr>
+        <w:t xml:space="preserve">The angels in heaven watch in awe as we, lowly humans, endure what </w:t>
       </w:r>
       <w:r>
         <w:rPr>
@@ -1853,7 +1892,32 @@
           <w:bCs/>
           <w:highlight w:val="yellow"/>
         </w:rPr>
-        <w:t xml:space="preserve"> have in common with God the Son Himself, the experience of suffering.</w:t>
+        <w:t xml:space="preserve"> have in common with God the Son Himself, the experience of </w:t>
+      </w:r>
+      <w:r>
+        <w:rPr>
+          <w:b/>
+          <w:bCs/>
+          <w:highlight w:val="yellow"/>
+          <w:u w:val="single"/>
+        </w:rPr>
+        <w:t>human</w:t>
+      </w:r>
+      <w:r>
+        <w:rPr>
+          <w:b/>
+          <w:bCs/>
+          <w:highlight w:val="yellow"/>
+        </w:rPr>
+        <w:t xml:space="preserve"> </w:t>
+      </w:r>
+      <w:r>
+        <w:rPr>
+          <w:b/>
+          <w:bCs/>
+          <w:highlight w:val="yellow"/>
+        </w:rPr>
+        <w:t>suffering.</w:t>
       </w:r>
     </w:p>
     <w:p>
@@ -2587,6 +2651,7 @@
           <w:szCs w:val="24"/>
           <w:highlight w:val="yellow"/>
         </w:rPr>
+        <w:lastRenderedPageBreak/>
         <w:t xml:space="preserve">The question… is whether </w:t>
       </w:r>
       <w:r>
@@ -2890,7 +2955,24 @@
           <w:bCs/>
           <w:highlight w:val="yellow"/>
         </w:rPr>
-        <w:t>“The LORD is near the brokenhearted… he delivers those who are discouraged.”</w:t>
+        <w:t xml:space="preserve">“The LORD is </w:t>
+      </w:r>
+      <w:r>
+        <w:rPr>
+          <w:b/>
+          <w:bCs/>
+          <w:highlight w:val="yellow"/>
+          <w:u w:val="single"/>
+        </w:rPr>
+        <w:t>near</w:t>
+      </w:r>
+      <w:r>
+        <w:rPr>
+          <w:b/>
+          <w:bCs/>
+          <w:highlight w:val="yellow"/>
+        </w:rPr>
+        <w:t xml:space="preserve"> the brokenhearted… he delivers those who are discouraged.”</w:t>
       </w:r>
       <w:r>
         <w:rPr>
@@ -3113,7 +3195,24 @@
           <w:bCs/>
           <w:highlight w:val="yellow"/>
         </w:rPr>
-        <w:t>That part… keeps. //</w:t>
+        <w:t xml:space="preserve">That part… </w:t>
+      </w:r>
+      <w:r>
+        <w:rPr>
+          <w:b/>
+          <w:bCs/>
+          <w:highlight w:val="yellow"/>
+          <w:u w:val="single"/>
+        </w:rPr>
+        <w:t>keeps</w:t>
+      </w:r>
+      <w:r>
+        <w:rPr>
+          <w:b/>
+          <w:bCs/>
+          <w:highlight w:val="yellow"/>
+        </w:rPr>
+        <w:t>. //</w:t>
       </w:r>
     </w:p>
     <w:p>
@@ -3185,6 +3284,7 @@
         <w:rPr>
           <w:highlight w:val="yellow"/>
         </w:rPr>
+        <w:lastRenderedPageBreak/>
         <w:t>Listen to the parable Jesus told… about a dinner party. //</w:t>
       </w:r>
     </w:p>
@@ -3698,22 +3798,51 @@
           <w:i/>
           <w:iCs/>
         </w:rPr>
-        <w:t>. / And knowing her… she</w:t>
-      </w:r>
-      <w:r>
-        <w:rPr>
+        <w:t xml:space="preserve">. / </w:t>
+      </w:r>
+      <w:r>
+        <w:rPr>
+          <w:b/>
+          <w:bCs/>
           <w:i/>
           <w:iCs/>
         </w:rPr>
-        <w:t xml:space="preserve"> might</w:t>
-      </w:r>
-      <w:r>
-        <w:rPr>
+        <w:t>And knowing her… she</w:t>
+      </w:r>
+      <w:r>
+        <w:rPr>
+          <w:b/>
+          <w:bCs/>
           <w:i/>
           <w:iCs/>
         </w:rPr>
-        <w:t xml:space="preserve"> have suggestions. //</w:t>
-      </w:r>
+        <w:t xml:space="preserve"> might</w:t>
+      </w:r>
+      <w:r>
+        <w:rPr>
+          <w:b/>
+          <w:bCs/>
+          <w:i/>
+          <w:iCs/>
+        </w:rPr>
+        <w:t xml:space="preserve"> have suggestions</w:t>
+      </w:r>
+      <w:r>
+        <w:rPr>
+          <w:i/>
+          <w:iCs/>
+        </w:rPr>
+        <w:t>. //</w:t>
+      </w:r>
+    </w:p>
+    <w:p>
+      <w:pPr>
+        <w:spacing w:after="200" w:line="276" w:lineRule="auto"/>
+        <w:rPr>
+          <w:b/>
+          <w:bCs/>
+        </w:rPr>
+      </w:pPr>
     </w:p>
     <w:p>
       <w:pPr>
